--- a/stem_lessons/Pedro_Lesson_6.docx
+++ b/stem_lessons/Pedro_Lesson_6.docx
@@ -27,6 +27,171 @@
           <w:szCs w:val="36"/>
           <w:lang w:val="fr-FR" w:eastAsia="zh-CN" w:bidi="hi-IN"/>
         </w:rPr>
+        <mc:AlternateContent>
+          <mc:Choice Requires="wps">
+            <w:drawing>
+              <wp:anchor behindDoc="0" distT="0" distB="0" distL="0" distR="0" simplePos="0" locked="0" layoutInCell="1" allowOverlap="1" relativeHeight="21">
+                <wp:simplePos x="0" y="0"/>
+                <wp:positionH relativeFrom="column">
+                  <wp:posOffset>-457200</wp:posOffset>
+                </wp:positionH>
+                <wp:positionV relativeFrom="paragraph">
+                  <wp:posOffset>-873760</wp:posOffset>
+                </wp:positionV>
+                <wp:extent cx="1407795" cy="1715770"/>
+                <wp:effectExtent l="1270" t="1270" r="635" b="635"/>
+                <wp:wrapNone/>
+                <wp:docPr id="1" name="Shape 2"/>
+                <a:graphic xmlns:a="http://schemas.openxmlformats.org/drawingml/2006/main">
+                  <a:graphicData uri="http://schemas.microsoft.com/office/word/2010/wordprocessingShape">
+                    <wps:wsp>
+                      <wps:cNvSpPr/>
+                      <wps:spPr>
+                        <a:xfrm rot="5400000">
+                          <a:off x="0" y="0"/>
+                          <a:ext cx="1407960" cy="1715760"/>
+                        </a:xfrm>
+                        <a:prstGeom prst="rtTriangle">
+                          <a:avLst/>
+                        </a:prstGeom>
+                        <a:solidFill>
+                          <a:srgbClr val="ff8000"/>
+                        </a:solidFill>
+                        <a:ln w="0">
+                          <a:solidFill>
+                            <a:srgbClr val="3465a4"/>
+                          </a:solidFill>
+                        </a:ln>
+                      </wps:spPr>
+                      <wps:style>
+                        <a:lnRef idx="0"/>
+                        <a:fillRef idx="0"/>
+                        <a:effectRef idx="0"/>
+                        <a:fontRef idx="minor"/>
+                      </wps:style>
+                      <wps:bodyPr/>
+                    </wps:wsp>
+                  </a:graphicData>
+                </a:graphic>
+              </wp:anchor>
+            </w:drawing>
+          </mc:Choice>
+          <mc:Fallback>
+            <w:pict>
+              <v:shapetype id="_x0000_t6" coordsize="21600,21600" o:spt="6" path="m,21600l,l21600,21600xe">
+                <v:stroke joinstyle="miter"/>
+                <v:formulas>
+                  <v:f eqn="prod height 7 12"/>
+                  <v:f eqn="prod width 7 12"/>
+                  <v:f eqn="prod height 11 12"/>
+                </v:formulas>
+                <v:path gradientshapeok="t" o:connecttype="rect" textboxrect="1800,@0,@1,@2"/>
+              </v:shapetype>
+              <v:shape id="shape_0" ID="Shape 2" fillcolor="#ff8000" stroked="t" o:allowincell="f" style="position:absolute;margin-left:-36.05pt;margin-top:-68.8pt;width:110.8pt;height:135.05pt;mso-wrap-style:none;v-text-anchor:middle;rotation:90" type="_x0000_t6">
+                <v:fill o:detectmouseclick="t" color2="#007fff"/>
+                <v:stroke color="#3465a4" joinstyle="round" endcap="flat"/>
+                <w10:wrap type="none"/>
+              </v:shape>
+            </w:pict>
+          </mc:Fallback>
+        </mc:AlternateContent>
+        <mc:AlternateContent>
+          <mc:Choice Requires="wps">
+            <w:drawing>
+              <wp:anchor behindDoc="0" distT="0" distB="0" distL="0" distR="0" simplePos="0" locked="0" layoutInCell="1" allowOverlap="1" relativeHeight="22">
+                <wp:simplePos x="0" y="0"/>
+                <wp:positionH relativeFrom="column">
+                  <wp:posOffset>-650875</wp:posOffset>
+                </wp:positionH>
+                <wp:positionV relativeFrom="paragraph">
+                  <wp:posOffset>-233680</wp:posOffset>
+                </wp:positionV>
+                <wp:extent cx="1398905" cy="219710"/>
+                <wp:effectExtent l="0" t="414020" r="0" b="414020"/>
+                <wp:wrapNone/>
+                <wp:docPr id="2" name="Text Frame 4"/>
+                <a:graphic xmlns:a="http://schemas.openxmlformats.org/drawingml/2006/main">
+                  <a:graphicData uri="http://schemas.microsoft.com/office/word/2010/wordprocessingShape">
+                    <wps:wsp>
+                      <wps:cNvSpPr txBox="1"/>
+                      <wps:spPr>
+                        <a:xfrm rot="19271400">
+                          <a:off x="0" y="0"/>
+                          <a:ext cx="1398960" cy="219600"/>
+                        </a:xfrm>
+                        <a:prstGeom prst="rect">
+                          <a:avLst/>
+                        </a:prstGeom>
+                        <a:noFill/>
+                        <a:ln w="0">
+                          <a:noFill/>
+                        </a:ln>
+                      </wps:spPr>
+                      <wps:txbx>
+                        <w:txbxContent>
+                          <w:p>
+                            <w:pPr>
+                              <w:jc w:val="center"/>
+                              <w:rPr/>
+                            </w:pPr>
+                            <w:r>
+                              <w:rPr>
+                                <w:sz w:val="30"/>
+                                <w:b/>
+                                <w:szCs w:val="30"/>
+                                <w:bCs/>
+                                <w:rFonts w:ascii="Liberation Mono" w:hAnsi="Liberation Mono"/>
+                                <w:color w:val="FFFFFF"/>
+                              </w:rPr>
+                              <w:t>INTERMEDIATE</w:t>
+                            </w:r>
+                          </w:p>
+                        </w:txbxContent>
+                      </wps:txbx>
+                      <wps:bodyPr wrap="square" lIns="0" rIns="0" tIns="0" bIns="0" anchor="t">
+                        <a:noAutofit/>
+                      </wps:bodyPr>
+                    </wps:wsp>
+                  </a:graphicData>
+                </a:graphic>
+              </wp:anchor>
+            </w:drawing>
+          </mc:Choice>
+          <mc:Fallback>
+            <w:pict>
+              <v:shapetype id="_x0000_t202" coordsize="21600,21600" o:spt="202" path="m,l,21600l21600,21600l21600,xe">
+                <v:stroke joinstyle="miter"/>
+                <v:path gradientshapeok="t" o:connecttype="rect"/>
+              </v:shapetype>
+              <v:shape id="shape_0" ID="Text Frame 4" stroked="f" o:allowincell="f" style="position:absolute;margin-left:-51.25pt;margin-top:-18.45pt;width:110.1pt;height:17.25pt;mso-wrap-style:square;v-text-anchor:top;rotation:321" type="_x0000_t202">
+                <v:textbox>
+                  <w:txbxContent>
+                    <w:p>
+                      <w:pPr>
+                        <w:jc w:val="center"/>
+                        <w:rPr/>
+                      </w:pPr>
+                      <w:r>
+                        <w:rPr>
+                          <w:sz w:val="30"/>
+                          <w:b/>
+                          <w:szCs w:val="30"/>
+                          <w:bCs/>
+                          <w:rFonts w:ascii="Liberation Mono" w:hAnsi="Liberation Mono"/>
+                          <w:color w:val="FFFFFF"/>
+                        </w:rPr>
+                        <w:t>INTERMEDIATE</w:t>
+                      </w:r>
+                    </w:p>
+                  </w:txbxContent>
+                </v:textbox>
+                <v:fill o:detectmouseclick="t" on="false"/>
+                <v:stroke color="black" joinstyle="round" endcap="flat"/>
+                <w10:wrap type="none"/>
+              </v:shape>
+            </w:pict>
+          </mc:Fallback>
+        </mc:AlternateContent>
         <w:drawing>
           <wp:anchor behindDoc="0" distT="0" distB="0" distL="0" distR="0" simplePos="0" locked="0" layoutInCell="0" allowOverlap="1" relativeHeight="2">
             <wp:simplePos x="0" y="0"/>
@@ -39,7 +204,7 @@
             <wp:extent cx="1588770" cy="760095"/>
             <wp:effectExtent l="0" t="0" r="0" b="0"/>
             <wp:wrapSquare wrapText="largest"/>
-            <wp:docPr id="1" name="Image26" descr="" title=""/>
+            <wp:docPr id="3" name="Image26" descr="" title=""/>
             <wp:cNvGraphicFramePr>
               <a:graphicFrameLocks xmlns:a="http://schemas.openxmlformats.org/drawingml/2006/main" noChangeAspect="1"/>
             </wp:cNvGraphicFramePr>
@@ -47,7 +212,7 @@
               <a:graphicData uri="http://schemas.openxmlformats.org/drawingml/2006/picture">
                 <pic:pic xmlns:pic="http://schemas.openxmlformats.org/drawingml/2006/picture">
                   <pic:nvPicPr>
-                    <pic:cNvPr id="1" name="Image26" descr="" title=""/>
+                    <pic:cNvPr id="3" name="Image26" descr="" title=""/>
                     <pic:cNvPicPr>
                       <a:picLocks noChangeAspect="1" noChangeArrowheads="1"/>
                     </pic:cNvPicPr>
@@ -72,6 +237,599 @@
             </a:graphic>
           </wp:anchor>
         </w:drawing>
+        <w:drawing>
+          <wp:anchor behindDoc="0" distT="0" distB="0" distL="0" distR="0" simplePos="0" locked="0" layoutInCell="0" allowOverlap="1" relativeHeight="10">
+            <wp:simplePos x="0" y="0"/>
+            <wp:positionH relativeFrom="column">
+              <wp:posOffset>2475230</wp:posOffset>
+            </wp:positionH>
+            <wp:positionV relativeFrom="paragraph">
+              <wp:posOffset>-365760</wp:posOffset>
+            </wp:positionV>
+            <wp:extent cx="1588770" cy="760095"/>
+            <wp:effectExtent l="0" t="0" r="0" b="0"/>
+            <wp:wrapSquare wrapText="largest"/>
+            <wp:docPr id="4" name="Image26 Copy 1" descr="" title=""/>
+            <wp:cNvGraphicFramePr>
+              <a:graphicFrameLocks xmlns:a="http://schemas.openxmlformats.org/drawingml/2006/main" noChangeAspect="1"/>
+            </wp:cNvGraphicFramePr>
+            <a:graphic xmlns:a="http://schemas.openxmlformats.org/drawingml/2006/main">
+              <a:graphicData uri="http://schemas.openxmlformats.org/drawingml/2006/picture">
+                <pic:pic xmlns:pic="http://schemas.openxmlformats.org/drawingml/2006/picture">
+                  <pic:nvPicPr>
+                    <pic:cNvPr id="4" name="Image26 Copy 1" descr="" title=""/>
+                    <pic:cNvPicPr>
+                      <a:picLocks noChangeAspect="1" noChangeArrowheads="1"/>
+                    </pic:cNvPicPr>
+                  </pic:nvPicPr>
+                  <pic:blipFill>
+                    <a:blip r:embed="rId3"/>
+                    <a:stretch>
+                      <a:fillRect/>
+                    </a:stretch>
+                  </pic:blipFill>
+                  <pic:spPr bwMode="auto">
+                    <a:xfrm>
+                      <a:off x="0" y="0"/>
+                      <a:ext cx="1588770" cy="760095"/>
+                    </a:xfrm>
+                    <a:prstGeom prst="rect">
+                      <a:avLst/>
+                    </a:prstGeom>
+                  </pic:spPr>
+                </pic:pic>
+              </a:graphicData>
+            </a:graphic>
+          </wp:anchor>
+        </w:drawing>
+        <w:drawing>
+          <wp:anchor behindDoc="0" distT="0" distB="0" distL="0" distR="0" simplePos="0" locked="0" layoutInCell="0" allowOverlap="1" relativeHeight="11">
+            <wp:simplePos x="0" y="0"/>
+            <wp:positionH relativeFrom="column">
+              <wp:posOffset>2475230</wp:posOffset>
+            </wp:positionH>
+            <wp:positionV relativeFrom="paragraph">
+              <wp:posOffset>-365760</wp:posOffset>
+            </wp:positionV>
+            <wp:extent cx="1588770" cy="760095"/>
+            <wp:effectExtent l="0" t="0" r="0" b="0"/>
+            <wp:wrapSquare wrapText="largest"/>
+            <wp:docPr id="5" name="Image26 Copy 1 Copy 1" descr="" title=""/>
+            <wp:cNvGraphicFramePr>
+              <a:graphicFrameLocks xmlns:a="http://schemas.openxmlformats.org/drawingml/2006/main" noChangeAspect="1"/>
+            </wp:cNvGraphicFramePr>
+            <a:graphic xmlns:a="http://schemas.openxmlformats.org/drawingml/2006/main">
+              <a:graphicData uri="http://schemas.openxmlformats.org/drawingml/2006/picture">
+                <pic:pic xmlns:pic="http://schemas.openxmlformats.org/drawingml/2006/picture">
+                  <pic:nvPicPr>
+                    <pic:cNvPr id="5" name="Image26 Copy 1 Copy 1" descr="" title=""/>
+                    <pic:cNvPicPr>
+                      <a:picLocks noChangeAspect="1" noChangeArrowheads="1"/>
+                    </pic:cNvPicPr>
+                  </pic:nvPicPr>
+                  <pic:blipFill>
+                    <a:blip r:embed="rId4"/>
+                    <a:stretch>
+                      <a:fillRect/>
+                    </a:stretch>
+                  </pic:blipFill>
+                  <pic:spPr bwMode="auto">
+                    <a:xfrm>
+                      <a:off x="0" y="0"/>
+                      <a:ext cx="1588770" cy="760095"/>
+                    </a:xfrm>
+                    <a:prstGeom prst="rect">
+                      <a:avLst/>
+                    </a:prstGeom>
+                  </pic:spPr>
+                </pic:pic>
+              </a:graphicData>
+            </a:graphic>
+          </wp:anchor>
+        </w:drawing>
+        <w:drawing>
+          <wp:anchor behindDoc="0" distT="0" distB="0" distL="0" distR="0" simplePos="0" locked="0" layoutInCell="0" allowOverlap="1" relativeHeight="12">
+            <wp:simplePos x="0" y="0"/>
+            <wp:positionH relativeFrom="column">
+              <wp:posOffset>2475230</wp:posOffset>
+            </wp:positionH>
+            <wp:positionV relativeFrom="paragraph">
+              <wp:posOffset>-365760</wp:posOffset>
+            </wp:positionV>
+            <wp:extent cx="1588770" cy="760095"/>
+            <wp:effectExtent l="0" t="0" r="0" b="0"/>
+            <wp:wrapSquare wrapText="largest"/>
+            <wp:docPr id="6" name="Image26 Copy 1 Copy 1 Copy 1" descr="" title=""/>
+            <wp:cNvGraphicFramePr>
+              <a:graphicFrameLocks xmlns:a="http://schemas.openxmlformats.org/drawingml/2006/main" noChangeAspect="1"/>
+            </wp:cNvGraphicFramePr>
+            <a:graphic xmlns:a="http://schemas.openxmlformats.org/drawingml/2006/main">
+              <a:graphicData uri="http://schemas.openxmlformats.org/drawingml/2006/picture">
+                <pic:pic xmlns:pic="http://schemas.openxmlformats.org/drawingml/2006/picture">
+                  <pic:nvPicPr>
+                    <pic:cNvPr id="6" name="Image26 Copy 1 Copy 1 Copy 1" descr="" title=""/>
+                    <pic:cNvPicPr>
+                      <a:picLocks noChangeAspect="1" noChangeArrowheads="1"/>
+                    </pic:cNvPicPr>
+                  </pic:nvPicPr>
+                  <pic:blipFill>
+                    <a:blip r:embed="rId5"/>
+                    <a:stretch>
+                      <a:fillRect/>
+                    </a:stretch>
+                  </pic:blipFill>
+                  <pic:spPr bwMode="auto">
+                    <a:xfrm>
+                      <a:off x="0" y="0"/>
+                      <a:ext cx="1588770" cy="760095"/>
+                    </a:xfrm>
+                    <a:prstGeom prst="rect">
+                      <a:avLst/>
+                    </a:prstGeom>
+                  </pic:spPr>
+                </pic:pic>
+              </a:graphicData>
+            </a:graphic>
+          </wp:anchor>
+        </w:drawing>
+        <w:drawing>
+          <wp:anchor behindDoc="0" distT="0" distB="0" distL="0" distR="0" simplePos="0" locked="0" layoutInCell="0" allowOverlap="1" relativeHeight="13">
+            <wp:simplePos x="0" y="0"/>
+            <wp:positionH relativeFrom="column">
+              <wp:posOffset>2475230</wp:posOffset>
+            </wp:positionH>
+            <wp:positionV relativeFrom="paragraph">
+              <wp:posOffset>-365760</wp:posOffset>
+            </wp:positionV>
+            <wp:extent cx="1588770" cy="760095"/>
+            <wp:effectExtent l="0" t="0" r="0" b="0"/>
+            <wp:wrapSquare wrapText="largest"/>
+            <wp:docPr id="7" name="Image26 Copy 1 Copy 1 Copy 1 Copy 1" descr="" title=""/>
+            <wp:cNvGraphicFramePr>
+              <a:graphicFrameLocks xmlns:a="http://schemas.openxmlformats.org/drawingml/2006/main" noChangeAspect="1"/>
+            </wp:cNvGraphicFramePr>
+            <a:graphic xmlns:a="http://schemas.openxmlformats.org/drawingml/2006/main">
+              <a:graphicData uri="http://schemas.openxmlformats.org/drawingml/2006/picture">
+                <pic:pic xmlns:pic="http://schemas.openxmlformats.org/drawingml/2006/picture">
+                  <pic:nvPicPr>
+                    <pic:cNvPr id="7" name="Image26 Copy 1 Copy 1 Copy 1 Copy 1" descr="" title=""/>
+                    <pic:cNvPicPr>
+                      <a:picLocks noChangeAspect="1" noChangeArrowheads="1"/>
+                    </pic:cNvPicPr>
+                  </pic:nvPicPr>
+                  <pic:blipFill>
+                    <a:blip r:embed="rId6"/>
+                    <a:stretch>
+                      <a:fillRect/>
+                    </a:stretch>
+                  </pic:blipFill>
+                  <pic:spPr bwMode="auto">
+                    <a:xfrm>
+                      <a:off x="0" y="0"/>
+                      <a:ext cx="1588770" cy="760095"/>
+                    </a:xfrm>
+                    <a:prstGeom prst="rect">
+                      <a:avLst/>
+                    </a:prstGeom>
+                  </pic:spPr>
+                </pic:pic>
+              </a:graphicData>
+            </a:graphic>
+          </wp:anchor>
+        </w:drawing>
+        <w:drawing>
+          <wp:anchor behindDoc="0" distT="0" distB="0" distL="0" distR="0" simplePos="0" locked="0" layoutInCell="0" allowOverlap="1" relativeHeight="14">
+            <wp:simplePos x="0" y="0"/>
+            <wp:positionH relativeFrom="column">
+              <wp:posOffset>2475230</wp:posOffset>
+            </wp:positionH>
+            <wp:positionV relativeFrom="paragraph">
+              <wp:posOffset>-365760</wp:posOffset>
+            </wp:positionV>
+            <wp:extent cx="1588770" cy="760095"/>
+            <wp:effectExtent l="0" t="0" r="0" b="0"/>
+            <wp:wrapSquare wrapText="largest"/>
+            <wp:docPr id="8" name="Image26 Copy 1 Copy 1 Copy 1 Copy 1 Copy 1" descr="" title=""/>
+            <wp:cNvGraphicFramePr>
+              <a:graphicFrameLocks xmlns:a="http://schemas.openxmlformats.org/drawingml/2006/main" noChangeAspect="1"/>
+            </wp:cNvGraphicFramePr>
+            <a:graphic xmlns:a="http://schemas.openxmlformats.org/drawingml/2006/main">
+              <a:graphicData uri="http://schemas.openxmlformats.org/drawingml/2006/picture">
+                <pic:pic xmlns:pic="http://schemas.openxmlformats.org/drawingml/2006/picture">
+                  <pic:nvPicPr>
+                    <pic:cNvPr id="8" name="Image26 Copy 1 Copy 1 Copy 1 Copy 1 Copy 1" descr="" title=""/>
+                    <pic:cNvPicPr>
+                      <a:picLocks noChangeAspect="1" noChangeArrowheads="1"/>
+                    </pic:cNvPicPr>
+                  </pic:nvPicPr>
+                  <pic:blipFill>
+                    <a:blip r:embed="rId7"/>
+                    <a:stretch>
+                      <a:fillRect/>
+                    </a:stretch>
+                  </pic:blipFill>
+                  <pic:spPr bwMode="auto">
+                    <a:xfrm>
+                      <a:off x="0" y="0"/>
+                      <a:ext cx="1588770" cy="760095"/>
+                    </a:xfrm>
+                    <a:prstGeom prst="rect">
+                      <a:avLst/>
+                    </a:prstGeom>
+                  </pic:spPr>
+                </pic:pic>
+              </a:graphicData>
+            </a:graphic>
+          </wp:anchor>
+        </w:drawing>
+        <mc:AlternateContent>
+          <mc:Choice Requires="wps">
+            <w:drawing>
+              <wp:anchor behindDoc="0" distT="1270" distB="635" distL="1270" distR="635" simplePos="0" locked="0" layoutInCell="1" allowOverlap="1" relativeHeight="15">
+                <wp:simplePos x="0" y="0"/>
+                <wp:positionH relativeFrom="column">
+                  <wp:posOffset>-457200</wp:posOffset>
+                </wp:positionH>
+                <wp:positionV relativeFrom="paragraph">
+                  <wp:posOffset>-873125</wp:posOffset>
+                </wp:positionV>
+                <wp:extent cx="1407795" cy="1715770"/>
+                <wp:effectExtent l="1270" t="1270" r="635" b="635"/>
+                <wp:wrapNone/>
+                <wp:docPr id="9" name="Shape 1"/>
+                <a:graphic xmlns:a="http://schemas.openxmlformats.org/drawingml/2006/main">
+                  <a:graphicData uri="http://schemas.microsoft.com/office/word/2010/wordprocessingShape">
+                    <wps:wsp>
+                      <wps:cNvSpPr/>
+                      <wps:spPr>
+                        <a:xfrm rot="5400000">
+                          <a:off x="0" y="0"/>
+                          <a:ext cx="1407960" cy="1715760"/>
+                        </a:xfrm>
+                        <a:prstGeom prst="rtTriangle">
+                          <a:avLst/>
+                        </a:prstGeom>
+                        <a:solidFill>
+                          <a:srgbClr val="468a1a"/>
+                        </a:solidFill>
+                        <a:ln w="0">
+                          <a:solidFill>
+                            <a:srgbClr val="3465a4"/>
+                          </a:solidFill>
+                        </a:ln>
+                      </wps:spPr>
+                      <wps:style>
+                        <a:lnRef idx="0"/>
+                        <a:fillRef idx="0"/>
+                        <a:effectRef idx="0"/>
+                        <a:fontRef idx="minor"/>
+                      </wps:style>
+                      <wps:bodyPr/>
+                    </wps:wsp>
+                  </a:graphicData>
+                </a:graphic>
+              </wp:anchor>
+            </w:drawing>
+          </mc:Choice>
+          <mc:Fallback>
+            <w:pict>
+              <v:shape id="shape_0" ID="Shape 1" path="l0,0l-2147483639,-2147483641xe" fillcolor="#468a1a" stroked="t" o:allowincell="f" style="position:absolute;margin-left:-36.05pt;margin-top:-68.75pt;width:110.8pt;height:135.05pt;mso-wrap-style:none;v-text-anchor:middle;rotation:90" type="_x0000_t6">
+                <v:fill o:detectmouseclick="t" type="solid" color2="#b975e5"/>
+                <v:stroke color="#3465a4" joinstyle="round" endcap="flat"/>
+                <w10:wrap type="none"/>
+              </v:shape>
+            </w:pict>
+          </mc:Fallback>
+        </mc:AlternateContent>
+        <mc:AlternateContent>
+          <mc:Choice Requires="wps">
+            <w:drawing>
+              <wp:anchor behindDoc="0" distT="414020" distB="414020" distL="0" distR="0" simplePos="0" locked="0" layoutInCell="1" allowOverlap="1" relativeHeight="16">
+                <wp:simplePos x="0" y="0"/>
+                <wp:positionH relativeFrom="column">
+                  <wp:posOffset>-650240</wp:posOffset>
+                </wp:positionH>
+                <wp:positionV relativeFrom="paragraph">
+                  <wp:posOffset>-233680</wp:posOffset>
+                </wp:positionV>
+                <wp:extent cx="1398905" cy="219710"/>
+                <wp:effectExtent l="0" t="414020" r="0" b="414020"/>
+                <wp:wrapNone/>
+                <wp:docPr id="10" name="Text Frame 1"/>
+                <a:graphic xmlns:a="http://schemas.openxmlformats.org/drawingml/2006/main">
+                  <a:graphicData uri="http://schemas.microsoft.com/office/word/2010/wordprocessingShape">
+                    <wps:wsp>
+                      <wps:cNvSpPr/>
+                      <wps:spPr>
+                        <a:xfrm rot="19271400">
+                          <a:off x="0" y="0"/>
+                          <a:ext cx="1398960" cy="219600"/>
+                        </a:xfrm>
+                        <a:prstGeom prst="rect">
+                          <a:avLst/>
+                        </a:prstGeom>
+                        <a:noFill/>
+                        <a:ln w="0">
+                          <a:noFill/>
+                        </a:ln>
+                      </wps:spPr>
+                      <wps:style>
+                        <a:lnRef idx="0"/>
+                        <a:fillRef idx="0"/>
+                        <a:effectRef idx="0"/>
+                        <a:fontRef idx="minor"/>
+                      </wps:style>
+                      <wps:txbx>
+                        <w:txbxContent>
+                          <w:p>
+                            <w:pPr>
+                              <w:pStyle w:val="FrameContents"/>
+                              <w:jc w:val="center"/>
+                              <w:rPr/>
+                            </w:pPr>
+                            <w:r>
+                              <w:rPr>
+                                <w:rFonts w:ascii="Liberation Mono" w:hAnsi="Liberation Mono"/>
+                                <w:b/>
+                                <w:bCs/>
+                                <w:color w:val="FFFFFF"/>
+                                <w:sz w:val="30"/>
+                                <w:szCs w:val="30"/>
+                              </w:rPr>
+                              <w:t>BEGINNER</w:t>
+                            </w:r>
+                          </w:p>
+                        </w:txbxContent>
+                      </wps:txbx>
+                      <wps:bodyPr lIns="0" rIns="0" tIns="0" bIns="0" anchor="t">
+                        <a:noAutofit/>
+                      </wps:bodyPr>
+                    </wps:wsp>
+                  </a:graphicData>
+                </a:graphic>
+              </wp:anchor>
+            </w:drawing>
+          </mc:Choice>
+          <mc:Fallback>
+            <w:pict>
+              <v:rect id="shape_0" ID="Text Frame 1" path="m0,0l-2147483645,0l-2147483645,-2147483646l0,-2147483646xe" stroked="f" o:allowincell="f" style="position:absolute;margin-left:-51.2pt;margin-top:-18.45pt;width:110.1pt;height:17.25pt;mso-wrap-style:square;v-text-anchor:top;rotation:321">
+                <v:fill o:detectmouseclick="t" on="false"/>
+                <v:stroke color="#3465a4" joinstyle="round" endcap="flat"/>
+                <v:textbox>
+                  <w:txbxContent>
+                    <w:p>
+                      <w:pPr>
+                        <w:pStyle w:val="FrameContents"/>
+                        <w:jc w:val="center"/>
+                        <w:rPr/>
+                      </w:pPr>
+                      <w:r>
+                        <w:rPr>
+                          <w:rFonts w:ascii="Liberation Mono" w:hAnsi="Liberation Mono"/>
+                          <w:b/>
+                          <w:bCs/>
+                          <w:color w:val="FFFFFF"/>
+                          <w:sz w:val="30"/>
+                          <w:szCs w:val="30"/>
+                        </w:rPr>
+                        <w:t>BEGINNER</w:t>
+                      </w:r>
+                    </w:p>
+                  </w:txbxContent>
+                </v:textbox>
+                <w10:wrap type="none"/>
+              </v:rect>
+            </w:pict>
+          </mc:Fallback>
+        </mc:AlternateContent>
+        <mc:AlternateContent>
+          <mc:Choice Requires="wps">
+            <w:drawing>
+              <wp:anchor behindDoc="0" distT="148590" distB="148590" distL="182245" distR="182245" simplePos="0" locked="0" layoutInCell="1" allowOverlap="1" relativeHeight="18">
+                <wp:simplePos x="0" y="0"/>
+                <wp:positionH relativeFrom="column">
+                  <wp:posOffset>5920740</wp:posOffset>
+                </wp:positionH>
+                <wp:positionV relativeFrom="paragraph">
+                  <wp:posOffset>-569595</wp:posOffset>
+                </wp:positionV>
+                <wp:extent cx="852805" cy="958215"/>
+                <wp:effectExtent l="182245" t="148590" r="182245" b="148590"/>
+                <wp:wrapNone/>
+                <wp:docPr id="11" name="Image7"/>
+                <a:graphic xmlns:a="http://schemas.openxmlformats.org/drawingml/2006/main">
+                  <a:graphicData uri="http://schemas.openxmlformats.org/drawingml/2006/picture">
+                    <pic:pic xmlns:pic="http://schemas.openxmlformats.org/drawingml/2006/picture">
+                      <pic:nvPicPr>
+                        <pic:cNvPr id="12" name="Image7" descr=""/>
+                        <pic:cNvPicPr/>
+                      </pic:nvPicPr>
+                      <pic:blipFill>
+                        <a:blip r:embed="rId8"/>
+                        <a:stretch/>
+                      </pic:blipFill>
+                      <pic:spPr>
+                        <a:xfrm rot="1800000">
+                          <a:off x="0" y="0"/>
+                          <a:ext cx="852840" cy="958320"/>
+                        </a:xfrm>
+                        <a:prstGeom prst="rect">
+                          <a:avLst/>
+                        </a:prstGeom>
+                        <a:ln w="0">
+                          <a:noFill/>
+                        </a:ln>
+                      </pic:spPr>
+                    </pic:pic>
+                  </a:graphicData>
+                </a:graphic>
+              </wp:anchor>
+            </w:drawing>
+          </mc:Choice>
+          <mc:Fallback>
+            <w:pict>
+              <v:shapetype id="_x0000_t75" coordsize="21600,21600" o:spt="75" o:preferrelative="t" path="m@4@5l@4@11@9@11@9@5xe" filled="f" stroked="f">
+                <v:stroke joinstyle="miter"/>
+                <v:formulas>
+                  <v:f eqn="if lineDrawn pixelLineWidth 0"/>
+                  <v:f eqn="sum @0 1 0"/>
+                  <v:f eqn="sum 0 0 @1"/>
+                  <v:f eqn="prod @2 1 2"/>
+                  <v:f eqn="prod @3 21600 pixelWidth"/>
+                  <v:f eqn="prod @3 21600 pixelHeight"/>
+                  <v:f eqn="sum @0 0 1"/>
+                  <v:f eqn="prod @6 1 2"/>
+                  <v:f eqn="prod @7 21600 pixelWidth"/>
+                  <v:f eqn="sum @8 21600 0"/>
+                  <v:f eqn="prod @7 21600 pixelHeight"/>
+                  <v:f eqn="sum @10 21600 0"/>
+                </v:formulas>
+                <v:path o:extrusionok="f" gradientshapeok="t" o:connecttype="rect"/>
+                <o:lock v:ext="edit" aspectratio="t"/>
+              </v:shapetype>
+              <v:shape id="shape_0" ID="Image7" stroked="f" o:allowincell="f" style="position:absolute;margin-left:466.2pt;margin-top:-44.95pt;width:67.1pt;height:75.4pt;mso-wrap-style:none;v-text-anchor:middle;rotation:30" type="_x0000_t75">
+                <v:imagedata r:id="rId9" o:detectmouseclick="t"/>
+                <v:stroke color="#3465a4" joinstyle="round" endcap="flat"/>
+                <w10:wrap type="none"/>
+              </v:shape>
+            </w:pict>
+          </mc:Fallback>
+        </mc:AlternateContent>
+        <w:drawing>
+          <wp:anchor behindDoc="0" distT="0" distB="0" distL="0" distR="0" simplePos="0" locked="0" layoutInCell="0" allowOverlap="1" relativeHeight="19">
+            <wp:simplePos x="0" y="0"/>
+            <wp:positionH relativeFrom="column">
+              <wp:posOffset>2475230</wp:posOffset>
+            </wp:positionH>
+            <wp:positionV relativeFrom="paragraph">
+              <wp:posOffset>-365760</wp:posOffset>
+            </wp:positionV>
+            <wp:extent cx="1588770" cy="760095"/>
+            <wp:effectExtent l="0" t="0" r="0" b="0"/>
+            <wp:wrapSquare wrapText="largest"/>
+            <wp:docPr id="13" name="Image26 Copy 2" descr="" title=""/>
+            <wp:cNvGraphicFramePr>
+              <a:graphicFrameLocks xmlns:a="http://schemas.openxmlformats.org/drawingml/2006/main" noChangeAspect="1"/>
+            </wp:cNvGraphicFramePr>
+            <a:graphic xmlns:a="http://schemas.openxmlformats.org/drawingml/2006/main">
+              <a:graphicData uri="http://schemas.openxmlformats.org/drawingml/2006/picture">
+                <pic:pic xmlns:pic="http://schemas.openxmlformats.org/drawingml/2006/picture">
+                  <pic:nvPicPr>
+                    <pic:cNvPr id="13" name="Image26 Copy 2" descr="" title=""/>
+                    <pic:cNvPicPr>
+                      <a:picLocks noChangeAspect="1" noChangeArrowheads="1"/>
+                    </pic:cNvPicPr>
+                  </pic:nvPicPr>
+                  <pic:blipFill>
+                    <a:blip r:embed="rId10"/>
+                    <a:stretch>
+                      <a:fillRect/>
+                    </a:stretch>
+                  </pic:blipFill>
+                  <pic:spPr bwMode="auto">
+                    <a:xfrm>
+                      <a:off x="0" y="0"/>
+                      <a:ext cx="1588770" cy="760095"/>
+                    </a:xfrm>
+                    <a:prstGeom prst="rect">
+                      <a:avLst/>
+                    </a:prstGeom>
+                  </pic:spPr>
+                </pic:pic>
+              </a:graphicData>
+            </a:graphic>
+          </wp:anchor>
+        </w:drawing>
+        <w:drawing>
+          <wp:anchor behindDoc="0" distT="0" distB="0" distL="0" distR="0" simplePos="0" locked="0" layoutInCell="0" allowOverlap="1" relativeHeight="20">
+            <wp:simplePos x="0" y="0"/>
+            <wp:positionH relativeFrom="column">
+              <wp:posOffset>2475230</wp:posOffset>
+            </wp:positionH>
+            <wp:positionV relativeFrom="paragraph">
+              <wp:posOffset>-365760</wp:posOffset>
+            </wp:positionV>
+            <wp:extent cx="1588770" cy="760095"/>
+            <wp:effectExtent l="0" t="0" r="0" b="0"/>
+            <wp:wrapSquare wrapText="largest"/>
+            <wp:docPr id="14" name="Image26 Copy 1 Copy 2" descr="" title=""/>
+            <wp:cNvGraphicFramePr>
+              <a:graphicFrameLocks xmlns:a="http://schemas.openxmlformats.org/drawingml/2006/main" noChangeAspect="1"/>
+            </wp:cNvGraphicFramePr>
+            <a:graphic xmlns:a="http://schemas.openxmlformats.org/drawingml/2006/main">
+              <a:graphicData uri="http://schemas.openxmlformats.org/drawingml/2006/picture">
+                <pic:pic xmlns:pic="http://schemas.openxmlformats.org/drawingml/2006/picture">
+                  <pic:nvPicPr>
+                    <pic:cNvPr id="14" name="Image26 Copy 1 Copy 2" descr="" title=""/>
+                    <pic:cNvPicPr>
+                      <a:picLocks noChangeAspect="1" noChangeArrowheads="1"/>
+                    </pic:cNvPicPr>
+                  </pic:nvPicPr>
+                  <pic:blipFill>
+                    <a:blip r:embed="rId11"/>
+                    <a:stretch>
+                      <a:fillRect/>
+                    </a:stretch>
+                  </pic:blipFill>
+                  <pic:spPr bwMode="auto">
+                    <a:xfrm>
+                      <a:off x="0" y="0"/>
+                      <a:ext cx="1588770" cy="760095"/>
+                    </a:xfrm>
+                    <a:prstGeom prst="rect">
+                      <a:avLst/>
+                    </a:prstGeom>
+                  </pic:spPr>
+                </pic:pic>
+              </a:graphicData>
+            </a:graphic>
+          </wp:anchor>
+        </w:drawing>
+        <w:drawing>
+          <wp:anchor behindDoc="0" distT="0" distB="0" distL="0" distR="0" simplePos="0" locked="0" layoutInCell="1" allowOverlap="1" relativeHeight="23">
+            <wp:simplePos x="0" y="0"/>
+            <wp:positionH relativeFrom="column">
+              <wp:posOffset>5920740</wp:posOffset>
+            </wp:positionH>
+            <wp:positionV relativeFrom="paragraph">
+              <wp:posOffset>-570865</wp:posOffset>
+            </wp:positionV>
+            <wp:extent cx="852805" cy="958215"/>
+            <wp:effectExtent l="182245" t="148590" r="182245" b="148590"/>
+            <wp:wrapNone/>
+            <wp:docPr id="15" name="Image7 Copy 1" descr="" title=""/>
+            <wp:cNvGraphicFramePr>
+              <a:graphicFrameLocks xmlns:a="http://schemas.openxmlformats.org/drawingml/2006/main" noChangeAspect="1"/>
+            </wp:cNvGraphicFramePr>
+            <a:graphic xmlns:a="http://schemas.openxmlformats.org/drawingml/2006/main">
+              <a:graphicData uri="http://schemas.openxmlformats.org/drawingml/2006/picture">
+                <pic:pic xmlns:pic="http://schemas.openxmlformats.org/drawingml/2006/picture">
+                  <pic:nvPicPr>
+                    <pic:cNvPr id="15" name="Image7 Copy 1" descr="" title=""/>
+                    <pic:cNvPicPr>
+                      <a:picLocks noChangeAspect="1" noChangeArrowheads="1"/>
+                    </pic:cNvPicPr>
+                  </pic:nvPicPr>
+                  <pic:blipFill>
+                    <a:blip r:embed="rId12"/>
+                    <a:stretch>
+                      <a:fillRect/>
+                    </a:stretch>
+                  </pic:blipFill>
+                  <pic:spPr bwMode="auto">
+                    <a:xfrm rot="1800000">
+                      <a:off x="0" y="0"/>
+                      <a:ext cx="852805" cy="958215"/>
+                    </a:xfrm>
+                    <a:prstGeom prst="rect">
+                      <a:avLst/>
+                    </a:prstGeom>
+                  </pic:spPr>
+                </pic:pic>
+              </a:graphicData>
+            </a:graphic>
+          </wp:anchor>
+        </w:drawing>
       </w:r>
     </w:p>
     <w:p>
@@ -81,24 +839,91 @@
         <w:spacing w:before="200" w:after="120"/>
         <w:ind w:hanging="0" w:start="0"/>
         <w:jc w:val="center"/>
-        <w:rPr>
-          <w:rFonts w:eastAsia="Noto Serif CJK SC" w:cs="Noto Sans Devanagari"/>
-          <w:color w:val="auto"/>
-          <w:kern w:val="2"/>
-          <w:sz w:val="36"/>
-          <w:szCs w:val="36"/>
-          <w:lang w:val="fr-FR" w:eastAsia="zh-CN" w:bidi="hi-IN"/>
-        </w:rPr>
-      </w:pPr>
-      <w:r>
-        <w:rPr>
-          <w:rFonts w:eastAsia="Noto Serif CJK SC" w:cs="Noto Sans Devanagari"/>
-          <w:color w:val="auto"/>
-          <w:kern w:val="2"/>
-          <w:sz w:val="36"/>
-          <w:szCs w:val="36"/>
-          <w:lang w:val="fr-FR" w:eastAsia="zh-CN" w:bidi="hi-IN"/>
-        </w:rPr>
+        <w:rPr/>
+      </w:pPr>
+      <w:r>
+        <w:rPr>
+          <w:rStyle w:val="Strong"/>
+          <w:rFonts w:eastAsia="Noto Serif CJK SC" w:cs="Noto Sans Devanagari"/>
+          <w:color w:val="auto"/>
+          <w:kern w:val="2"/>
+          <w:sz w:val="72"/>
+          <w:szCs w:val="72"/>
+          <w:lang w:val="fr-FR" w:eastAsia="zh-CN" w:bidi="hi-IN"/>
+        </w:rPr>
+        <w:t xml:space="preserve">STEM </w:t>
+      </w:r>
+      <w:r>
+        <w:rPr>
+          <w:rStyle w:val="Strong"/>
+          <w:rFonts w:eastAsia="Noto Serif CJK SC" w:cs="Noto Sans Devanagari"/>
+          <w:color w:val="auto"/>
+          <w:kern w:val="2"/>
+          <w:sz w:val="72"/>
+          <w:szCs w:val="72"/>
+          <w:lang w:val="fr-FR" w:eastAsia="zh-CN" w:bidi="hi-IN"/>
+        </w:rPr>
+        <w:t>Program</w:t>
+      </w:r>
+      <w:r>
+        <w:rPr>
+          <w:rStyle w:val="Strong"/>
+          <w:rFonts w:eastAsia="Noto Serif CJK SC" w:cs="Noto Sans Devanagari"/>
+          <w:color w:val="auto"/>
+          <w:kern w:val="2"/>
+          <w:sz w:val="32"/>
+          <w:szCs w:val="32"/>
+          <w:lang w:val="fr-FR" w:eastAsia="zh-CN" w:bidi="hi-IN"/>
+        </w:rPr>
+        <w:br/>
+      </w:r>
+      <w:r>
+        <w:rPr>
+          <w:rStyle w:val="Strong"/>
+          <w:rFonts w:eastAsia="Noto Serif CJK SC" w:cs="Noto Sans Devanagari"/>
+          <w:color w:val="auto"/>
+          <w:kern w:val="2"/>
+          <w:sz w:val="20"/>
+          <w:szCs w:val="20"/>
+          <w:lang w:val="fr-FR" w:eastAsia="zh-CN" w:bidi="hi-IN"/>
+        </w:rPr>
+        <w:br/>
+      </w:r>
+      <w:r>
+        <w:rPr>
+          <w:rStyle w:val="Strong"/>
+          <w:rFonts w:eastAsia="Noto Serif CJK SC" w:cs="Noto Sans Devanagari"/>
+          <w:color w:val="auto"/>
+          <w:kern w:val="2"/>
+          <w:sz w:val="52"/>
+          <w:szCs w:val="52"/>
+          <w:lang w:val="fr-FR" w:eastAsia="zh-CN" w:bidi="hi-IN"/>
+        </w:rPr>
+        <w:t>Lesson #</w:t>
+      </w:r>
+      <w:r>
+        <w:rPr>
+          <w:rStyle w:val="Strong"/>
+          <w:rFonts w:eastAsia="Noto Serif CJK SC" w:cs="Noto Sans Devanagari"/>
+          <w:color w:val="auto"/>
+          <w:kern w:val="2"/>
+          <w:sz w:val="52"/>
+          <w:szCs w:val="52"/>
+          <w:lang w:val="fr-FR" w:eastAsia="zh-CN" w:bidi="hi-IN"/>
+        </w:rPr>
+        <w:t>6</w:t>
+      </w:r>
+      <w:r>
+        <w:rPr>
+          <w:rStyle w:val="Strong"/>
+          <w:rFonts w:eastAsia="Noto Serif CJK SC" w:cs="Noto Sans Devanagari"/>
+          <w:color w:val="auto"/>
+          <w:kern w:val="2"/>
+          <w:sz w:val="52"/>
+          <w:szCs w:val="52"/>
+          <w:lang w:val="fr-FR" w:eastAsia="zh-CN" w:bidi="hi-IN"/>
+        </w:rPr>
+        <w:t>: Multiple Radio Mode</w:t>
       </w:r>
     </w:p>
     <w:p>
@@ -112,20 +937,13 @@
           <w:rFonts w:eastAsia="Noto Serif CJK SC" w:cs="Noto Sans Devanagari"/>
           <w:color w:val="auto"/>
           <w:kern w:val="2"/>
-          <w:sz w:val="36"/>
-          <w:szCs w:val="36"/>
-          <w:lang w:val="fr-FR" w:eastAsia="zh-CN" w:bidi="hi-IN"/>
-        </w:rPr>
-      </w:pPr>
-      <w:r>
-        <w:rPr>
-          <w:rFonts w:eastAsia="Noto Serif CJK SC" w:cs="Noto Sans Devanagari"/>
-          <w:color w:val="auto"/>
-          <w:kern w:val="2"/>
-          <w:sz w:val="36"/>
-          <w:szCs w:val="36"/>
-          <w:lang w:val="fr-FR" w:eastAsia="zh-CN" w:bidi="hi-IN"/>
-        </w:rPr>
+          <w:sz w:val="56"/>
+          <w:szCs w:val="56"/>
+          <w:lang w:val="fr-FR" w:eastAsia="zh-CN" w:bidi="hi-IN"/>
+        </w:rPr>
+      </w:pPr>
+      <w:r>
+        <w:rPr/>
       </w:r>
     </w:p>
     <w:p>
@@ -139,181 +957,15 @@
           <w:rFonts w:eastAsia="Noto Serif CJK SC" w:cs="Noto Sans Devanagari"/>
           <w:color w:val="auto"/>
           <w:kern w:val="2"/>
-          <w:sz w:val="36"/>
-          <w:szCs w:val="36"/>
-          <w:lang w:val="fr-FR" w:eastAsia="zh-CN" w:bidi="hi-IN"/>
-        </w:rPr>
-      </w:pPr>
-      <w:r>
-        <w:rPr>
-          <w:rFonts w:eastAsia="Noto Serif CJK SC" w:cs="Noto Sans Devanagari"/>
-          <w:color w:val="auto"/>
-          <w:kern w:val="2"/>
-          <w:sz w:val="36"/>
-          <w:szCs w:val="36"/>
-          <w:lang w:val="fr-FR" w:eastAsia="zh-CN" w:bidi="hi-IN"/>
-        </w:rPr>
-      </w:r>
-    </w:p>
-    <w:p>
-      <w:pPr>
-        <w:pStyle w:val="BodyText"/>
-        <w:bidi w:val="0"/>
-        <w:spacing w:before="200" w:after="120"/>
-        <w:ind w:hanging="0" w:start="0"/>
-        <w:jc w:val="center"/>
-        <w:rPr/>
-      </w:pPr>
-      <w:r>
-        <w:rPr>
-          <w:rStyle w:val="Strong"/>
-          <w:rFonts w:eastAsia="Noto Serif CJK SC" w:cs="Noto Sans Devanagari"/>
-          <w:color w:val="auto"/>
-          <w:kern w:val="2"/>
           <w:sz w:val="56"/>
           <w:szCs w:val="56"/>
           <w:lang w:val="fr-FR" w:eastAsia="zh-CN" w:bidi="hi-IN"/>
         </w:rPr>
-        <w:t>STEM Lesson n°6</w:t>
-      </w:r>
-      <w:r>
-        <w:rPr>
-          <w:rStyle w:val="Strong"/>
-          <w:rFonts w:eastAsia="Noto Serif CJK SC" w:cs="Noto Sans Devanagari"/>
-          <w:color w:val="auto"/>
-          <w:kern w:val="2"/>
-          <w:sz w:val="36"/>
-          <w:szCs w:val="36"/>
-          <w:lang w:val="fr-FR" w:eastAsia="zh-CN" w:bidi="hi-IN"/>
-        </w:rPr>
-        <w:t xml:space="preserve"> </w:t>
-        <w:br/>
-      </w:r>
-    </w:p>
-    <w:p>
-      <w:pPr>
-        <w:pStyle w:val="BodyText"/>
-        <w:bidi w:val="0"/>
-        <w:spacing w:before="200" w:after="120"/>
-        <w:ind w:hanging="0" w:start="0"/>
-        <w:jc w:val="center"/>
-        <w:rPr>
-          <w:rStyle w:val="Strong"/>
-          <w:rFonts w:eastAsia="Noto Serif CJK SC" w:cs="Noto Sans Devanagari"/>
-          <w:b w:val="false"/>
-          <w:bCs w:val="false"/>
-          <w:i/>
-          <w:i/>
-          <w:iCs/>
-          <w:color w:val="auto"/>
-          <w:kern w:val="2"/>
-          <w:sz w:val="24"/>
-          <w:szCs w:val="24"/>
-          <w:lang w:val="fr-FR" w:eastAsia="zh-CN" w:bidi="hi-IN"/>
-        </w:rPr>
-      </w:pPr>
-      <w:r>
-        <w:rPr>
-          <w:rFonts w:eastAsia="Noto Serif CJK SC" w:cs="Noto Sans Devanagari"/>
-          <w:b w:val="false"/>
-          <w:bCs w:val="false"/>
-          <w:i/>
-          <w:iCs/>
-          <w:color w:val="auto"/>
-          <w:kern w:val="2"/>
-          <w:sz w:val="24"/>
-          <w:szCs w:val="24"/>
-          <w:lang w:val="fr-FR" w:eastAsia="zh-CN" w:bidi="hi-IN"/>
-        </w:rPr>
-      </w:r>
-    </w:p>
-    <w:p>
-      <w:pPr>
-        <w:pStyle w:val="BodyText"/>
-        <w:bidi w:val="0"/>
-        <w:spacing w:before="200" w:after="120"/>
-        <w:ind w:hanging="0" w:start="0"/>
-        <w:jc w:val="center"/>
-        <w:rPr/>
-      </w:pPr>
-      <w:r>
-        <w:rPr>
-          <w:rStyle w:val="Strong"/>
-          <w:rFonts w:eastAsia="Noto Serif CJK SC" w:cs="Noto Sans Devanagari"/>
-          <w:color w:val="auto"/>
-          <w:kern w:val="2"/>
-          <w:sz w:val="44"/>
-          <w:szCs w:val="44"/>
-          <w:lang w:val="fr-FR" w:eastAsia="zh-CN" w:bidi="hi-IN"/>
-        </w:rPr>
-        <w:t>Multiple Radio Mode</w:t>
-      </w:r>
-    </w:p>
-    <w:p>
-      <w:pPr>
-        <w:pStyle w:val="BodyText"/>
-        <w:bidi w:val="0"/>
-        <w:spacing w:before="200" w:after="120"/>
-        <w:ind w:hanging="0" w:start="0"/>
-        <w:jc w:val="center"/>
-        <w:rPr>
-          <w:rFonts w:eastAsia="Noto Serif CJK SC" w:cs="Noto Sans Devanagari"/>
-          <w:color w:val="auto"/>
-          <w:kern w:val="2"/>
-          <w:sz w:val="56"/>
-          <w:szCs w:val="56"/>
-          <w:lang w:val="fr-FR" w:eastAsia="zh-CN" w:bidi="hi-IN"/>
-        </w:rPr>
-      </w:pPr>
-      <w:r>
-        <w:rPr>
-          <w:rFonts w:eastAsia="Noto Serif CJK SC" w:cs="Noto Sans Devanagari"/>
-          <w:color w:val="auto"/>
-          <w:kern w:val="2"/>
-          <w:sz w:val="56"/>
-          <w:szCs w:val="56"/>
-          <w:lang w:val="fr-FR" w:eastAsia="zh-CN" w:bidi="hi-IN"/>
-        </w:rPr>
-      </w:r>
-    </w:p>
-    <w:p>
-      <w:pPr>
-        <w:pStyle w:val="BodyText"/>
-        <w:bidi w:val="0"/>
-        <w:spacing w:before="200" w:after="120"/>
-        <w:ind w:hanging="0" w:start="0"/>
-        <w:jc w:val="center"/>
-        <w:rPr>
-          <w:b w:val="false"/>
-          <w:bCs w:val="false"/>
-        </w:rPr>
-      </w:pPr>
-      <w:r>
-        <w:rPr>
-          <w:b w:val="false"/>
-          <w:bCs w:val="false"/>
-        </w:rPr>
-      </w:r>
-    </w:p>
-    <w:p>
-      <w:pPr>
-        <w:pStyle w:val="BodyText"/>
-        <w:bidi w:val="0"/>
-        <w:spacing w:before="200" w:after="120"/>
-        <w:ind w:hanging="0" w:start="0"/>
-        <w:jc w:val="center"/>
-        <w:rPr>
-          <w:b w:val="false"/>
-          <w:bCs w:val="false"/>
-        </w:rPr>
-      </w:pPr>
-      <w:r>
-        <w:rPr>
-          <w:b w:val="false"/>
-          <w:bCs w:val="false"/>
-        </w:rPr>
+      </w:pPr>
+      <w:r>
+        <w:rPr/>
         <w:drawing>
-          <wp:anchor behindDoc="0" distT="0" distB="0" distL="0" distR="0" simplePos="0" locked="0" layoutInCell="0" allowOverlap="1" relativeHeight="7">
+          <wp:anchor behindDoc="0" distT="0" distB="0" distL="0" distR="0" simplePos="0" locked="0" layoutInCell="0" allowOverlap="1" relativeHeight="27">
             <wp:simplePos x="0" y="0"/>
             <wp:positionH relativeFrom="column">
               <wp:align>center</wp:align>
@@ -324,7 +976,7 @@
             <wp:extent cx="6299835" cy="2973705"/>
             <wp:effectExtent l="0" t="0" r="0" b="0"/>
             <wp:wrapSquare wrapText="largest"/>
-            <wp:docPr id="2" name="Image3" descr="" title=""/>
+            <wp:docPr id="16" name="Image3 Copy 1" descr="" title=""/>
             <wp:cNvGraphicFramePr>
               <a:graphicFrameLocks xmlns:a="http://schemas.openxmlformats.org/drawingml/2006/main" noChangeAspect="1"/>
             </wp:cNvGraphicFramePr>
@@ -332,13 +984,13 @@
               <a:graphicData uri="http://schemas.openxmlformats.org/drawingml/2006/picture">
                 <pic:pic xmlns:pic="http://schemas.openxmlformats.org/drawingml/2006/picture">
                   <pic:nvPicPr>
-                    <pic:cNvPr id="2" name="Image3" descr="" title=""/>
+                    <pic:cNvPr id="16" name="Image3 Copy 1" descr="" title=""/>
                     <pic:cNvPicPr>
                       <a:picLocks noChangeAspect="1" noChangeArrowheads="1"/>
                     </pic:cNvPicPr>
                   </pic:nvPicPr>
                   <pic:blipFill>
-                    <a:blip r:embed="rId3"/>
+                    <a:blip r:embed="rId13"/>
                     <a:srcRect l="0" t="15015" r="0" b="0"/>
                     <a:stretch>
                       <a:fillRect/>
@@ -362,86 +1014,485 @@
     </w:p>
     <w:p>
       <w:pPr>
-        <w:pStyle w:val="Normal"/>
+        <w:pStyle w:val="BodyText"/>
         <w:bidi w:val="0"/>
         <w:spacing w:before="200" w:after="120"/>
         <w:ind w:hanging="0" w:start="0"/>
         <w:jc w:val="center"/>
         <w:rPr>
-          <w:rStyle w:val="Strong"/>
-          <w:rFonts w:eastAsia="Noto Serif CJK SC" w:cs="Noto Sans Devanagari"/>
-          <w:color w:val="auto"/>
-          <w:kern w:val="2"/>
-          <w:sz w:val="36"/>
-          <w:szCs w:val="36"/>
-          <w:lang w:val="fr-FR" w:eastAsia="zh-CN" w:bidi="hi-IN"/>
-        </w:rPr>
-      </w:pPr>
-      <w:r>
-        <w:rPr>
-          <w:rFonts w:eastAsia="Noto Serif CJK SC" w:cs="Noto Sans Devanagari"/>
-          <w:color w:val="auto"/>
-          <w:kern w:val="2"/>
-          <w:sz w:val="36"/>
-          <w:szCs w:val="36"/>
-          <w:lang w:val="fr-FR" w:eastAsia="zh-CN" w:bidi="hi-IN"/>
-        </w:rPr>
-      </w:r>
-    </w:p>
-    <w:p>
-      <w:pPr>
-        <w:pStyle w:val="Normal"/>
+          <w:b w:val="false"/>
+          <w:bCs w:val="false"/>
+        </w:rPr>
+      </w:pPr>
+      <w:r>
+        <w:rPr>
+          <w:b w:val="false"/>
+          <w:bCs w:val="false"/>
+        </w:rPr>
+        <w:drawing>
+          <wp:anchor behindDoc="0" distT="0" distB="0" distL="0" distR="0" simplePos="0" locked="0" layoutInCell="0" allowOverlap="1" relativeHeight="26">
+            <wp:simplePos x="0" y="0"/>
+            <wp:positionH relativeFrom="column">
+              <wp:posOffset>1915795</wp:posOffset>
+            </wp:positionH>
+            <wp:positionV relativeFrom="paragraph">
+              <wp:posOffset>-85090</wp:posOffset>
+            </wp:positionV>
+            <wp:extent cx="2422525" cy="2422525"/>
+            <wp:effectExtent l="0" t="0" r="0" b="0"/>
+            <wp:wrapSquare wrapText="largest"/>
+            <wp:docPr id="17" name="Image3 Copy 1 Copy 1" descr="" title=""/>
+            <wp:cNvGraphicFramePr>
+              <a:graphicFrameLocks xmlns:a="http://schemas.openxmlformats.org/drawingml/2006/main" noChangeAspect="1"/>
+            </wp:cNvGraphicFramePr>
+            <a:graphic xmlns:a="http://schemas.openxmlformats.org/drawingml/2006/main">
+              <a:graphicData uri="http://schemas.openxmlformats.org/drawingml/2006/picture">
+                <pic:pic xmlns:pic="http://schemas.openxmlformats.org/drawingml/2006/picture">
+                  <pic:nvPicPr>
+                    <pic:cNvPr id="17" name="Image3 Copy 1 Copy 1" descr="" title=""/>
+                    <pic:cNvPicPr>
+                      <a:picLocks noChangeAspect="1" noChangeArrowheads="1"/>
+                    </pic:cNvPicPr>
+                  </pic:nvPicPr>
+                  <pic:blipFill>
+                    <a:blip r:embed="rId14"/>
+                    <a:stretch>
+                      <a:fillRect/>
+                    </a:stretch>
+                  </pic:blipFill>
+                  <pic:spPr bwMode="auto">
+                    <a:xfrm>
+                      <a:off x="0" y="0"/>
+                      <a:ext cx="2422525" cy="2422525"/>
+                    </a:xfrm>
+                    <a:prstGeom prst="rect">
+                      <a:avLst/>
+                    </a:prstGeom>
+                  </pic:spPr>
+                </pic:pic>
+              </a:graphicData>
+            </a:graphic>
+          </wp:anchor>
+        </w:drawing>
+      </w:r>
+    </w:p>
+    <w:p>
+      <w:pPr>
+        <w:pStyle w:val="BodyText"/>
         <w:bidi w:val="0"/>
         <w:spacing w:before="200" w:after="120"/>
         <w:ind w:hanging="0" w:start="0"/>
         <w:jc w:val="center"/>
         <w:rPr>
-          <w:rStyle w:val="Strong"/>
-          <w:rFonts w:eastAsia="Noto Serif CJK SC" w:cs="Noto Sans Devanagari"/>
-          <w:color w:val="auto"/>
-          <w:kern w:val="2"/>
-          <w:sz w:val="36"/>
-          <w:szCs w:val="36"/>
-          <w:lang w:val="fr-FR" w:eastAsia="zh-CN" w:bidi="hi-IN"/>
-        </w:rPr>
-      </w:pPr>
-      <w:r>
-        <w:rPr>
-          <w:rFonts w:eastAsia="Noto Serif CJK SC" w:cs="Noto Sans Devanagari"/>
-          <w:color w:val="auto"/>
-          <w:kern w:val="2"/>
-          <w:sz w:val="36"/>
-          <w:szCs w:val="36"/>
-          <w:lang w:val="fr-FR" w:eastAsia="zh-CN" w:bidi="hi-IN"/>
-        </w:rPr>
-      </w:r>
-    </w:p>
-    <w:p>
-      <w:pPr>
-        <w:pStyle w:val="Normal"/>
+          <w:b w:val="false"/>
+          <w:bCs w:val="false"/>
+        </w:rPr>
+      </w:pPr>
+      <w:r>
+        <w:rPr>
+          <w:b w:val="false"/>
+          <w:bCs w:val="false"/>
+        </w:rPr>
+      </w:r>
+    </w:p>
+    <w:p>
+      <w:pPr>
+        <w:pStyle w:val="BodyText"/>
         <w:bidi w:val="0"/>
         <w:spacing w:before="200" w:after="120"/>
         <w:ind w:hanging="0" w:start="0"/>
         <w:jc w:val="center"/>
-        <w:rPr/>
-      </w:pPr>
-      <w:r>
-        <w:rPr>
-          <w:rStyle w:val="Strong"/>
-          <w:rFonts w:eastAsia="Noto Serif CJK SC" w:cs="Noto Sans Devanagari"/>
-          <w:color w:val="auto"/>
-          <w:kern w:val="2"/>
-          <w:sz w:val="36"/>
-          <w:szCs w:val="36"/>
-          <w:lang w:val="fr-FR" w:eastAsia="zh-CN" w:bidi="hi-IN"/>
-        </w:rPr>
-        <w:t>v1.0.0</w:t>
-        <w:br/>
-      </w:r>
-    </w:p>
-    <w:p>
-      <w:pPr>
-        <w:pStyle w:val="BodyText"/>
+        <w:rPr>
+          <w:b w:val="false"/>
+          <w:bCs w:val="false"/>
+        </w:rPr>
+      </w:pPr>
+      <w:r>
+        <w:rPr>
+          <w:b w:val="false"/>
+          <w:bCs w:val="false"/>
+        </w:rPr>
+        <mc:AlternateContent>
+          <mc:Choice Requires="wps">
+            <w:drawing>
+              <wp:anchor behindDoc="0" distT="0" distB="0" distL="0" distR="0" simplePos="0" locked="0" layoutInCell="1" allowOverlap="1" relativeHeight="24">
+                <wp:simplePos x="0" y="0"/>
+                <wp:positionH relativeFrom="column">
+                  <wp:posOffset>4470400</wp:posOffset>
+                </wp:positionH>
+                <wp:positionV relativeFrom="paragraph">
+                  <wp:posOffset>-76835</wp:posOffset>
+                </wp:positionV>
+                <wp:extent cx="1917065" cy="701675"/>
+                <wp:effectExtent l="5715" t="0" r="0" b="0"/>
+                <wp:wrapNone/>
+                <wp:docPr id="18" name="Text Frame 5"/>
+                <a:graphic xmlns:a="http://schemas.openxmlformats.org/drawingml/2006/main">
+                  <a:graphicData uri="http://schemas.microsoft.com/office/word/2010/wordprocessingShape">
+                    <wps:wsp>
+                      <wps:cNvSpPr txBox="1"/>
+                      <wps:spPr>
+                        <a:xfrm>
+                          <a:off x="0" y="0"/>
+                          <a:ext cx="1917000" cy="701640"/>
+                        </a:xfrm>
+                        <a:prstGeom prst="rect">
+                          <a:avLst/>
+                        </a:prstGeom>
+                        <a:noFill/>
+                        <a:ln w="0">
+                          <a:noFill/>
+                        </a:ln>
+                      </wps:spPr>
+                      <wps:txbx>
+                        <w:txbxContent>
+                          <w:p>
+                            <w:pPr>
+                              <w:spacing w:before="238" w:after="198"/>
+                              <w:rPr/>
+                            </w:pPr>
+                            <w:r>
+                              <w:rPr>
+                                <w:i w:val="false"/>
+                                <w:iCs w:val="false"/>
+                                <w:sz w:val="32"/>
+                                <w:szCs w:val="32"/>
+                                <w:u w:val="single"/>
+                                <w:rFonts w:ascii="Liberation Serif" w:hAnsi="Liberation Serif"/>
+                              </w:rPr>
+                              <w:t>Add it to your Pedro Passport to track your STEM journey!</w:t>
+                            </w:r>
+                          </w:p>
+                        </w:txbxContent>
+                      </wps:txbx>
+                      <wps:bodyPr wrap="square" lIns="0" rIns="0" tIns="0" bIns="0" anchor="t">
+                        <a:noAutofit/>
+                      </wps:bodyPr>
+                    </wps:wsp>
+                  </a:graphicData>
+                </a:graphic>
+              </wp:anchor>
+            </w:drawing>
+          </mc:Choice>
+          <mc:Fallback>
+            <w:pict>
+              <v:shape id="shape_0" ID="Text Frame 5" stroked="f" o:allowincell="f" style="position:absolute;margin-left:352pt;margin-top:-6.05pt;width:150.9pt;height:55.2pt;mso-wrap-style:square;v-text-anchor:top" type="_x0000_t202">
+                <v:textbox>
+                  <w:txbxContent>
+                    <w:p>
+                      <w:pPr>
+                        <w:spacing w:before="238" w:after="198"/>
+                        <w:rPr/>
+                      </w:pPr>
+                      <w:r>
+                        <w:rPr>
+                          <w:i w:val="false"/>
+                          <w:iCs w:val="false"/>
+                          <w:sz w:val="32"/>
+                          <w:szCs w:val="32"/>
+                          <w:u w:val="single"/>
+                          <w:rFonts w:ascii="Liberation Serif" w:hAnsi="Liberation Serif"/>
+                        </w:rPr>
+                        <w:t>Add it to your Pedro Passport to track your STEM journey!</w:t>
+                      </w:r>
+                    </w:p>
+                  </w:txbxContent>
+                </v:textbox>
+                <v:fill o:detectmouseclick="t" on="false"/>
+                <v:stroke color="black" joinstyle="round" endcap="flat"/>
+                <w10:wrap type="none"/>
+              </v:shape>
+            </w:pict>
+          </mc:Fallback>
+        </mc:AlternateContent>
+        <mc:AlternateContent>
+          <mc:Choice Requires="wps">
+            <w:drawing>
+              <wp:anchor behindDoc="0" distT="0" distB="0" distL="0" distR="0" simplePos="0" locked="0" layoutInCell="1" allowOverlap="1" relativeHeight="25">
+                <wp:simplePos x="0" y="0"/>
+                <wp:positionH relativeFrom="column">
+                  <wp:posOffset>40640</wp:posOffset>
+                </wp:positionH>
+                <wp:positionV relativeFrom="paragraph">
+                  <wp:posOffset>-47625</wp:posOffset>
+                </wp:positionV>
+                <wp:extent cx="1829435" cy="701675"/>
+                <wp:effectExtent l="5715" t="0" r="0" b="0"/>
+                <wp:wrapNone/>
+                <wp:docPr id="19" name="Text Frame 6"/>
+                <a:graphic xmlns:a="http://schemas.openxmlformats.org/drawingml/2006/main">
+                  <a:graphicData uri="http://schemas.microsoft.com/office/word/2010/wordprocessingShape">
+                    <wps:wsp>
+                      <wps:cNvSpPr txBox="1"/>
+                      <wps:spPr>
+                        <a:xfrm>
+                          <a:off x="0" y="0"/>
+                          <a:ext cx="1829520" cy="701640"/>
+                        </a:xfrm>
+                        <a:prstGeom prst="rect">
+                          <a:avLst/>
+                        </a:prstGeom>
+                        <a:noFill/>
+                        <a:ln w="0">
+                          <a:noFill/>
+                        </a:ln>
+                      </wps:spPr>
+                      <wps:txbx>
+                        <w:txbxContent>
+                          <w:p>
+                            <w:pPr>
+                              <w:spacing w:before="238" w:after="198"/>
+                              <w:rPr/>
+                            </w:pPr>
+                            <w:r>
+                              <w:rPr>
+                                <w:sz w:val="32"/>
+                                <w:i w:val="false"/>
+                                <w:szCs w:val="32"/>
+                                <w:iCs w:val="false"/>
+                                <w:u w:val="single"/>
+                                <w:rFonts w:ascii="Liberation Serif" w:hAnsi="Liberation Serif"/>
+                              </w:rPr>
+                              <w:t>Complete this lesson to earn your Pedro Badge.</w:t>
+                            </w:r>
+                          </w:p>
+                        </w:txbxContent>
+                      </wps:txbx>
+                      <wps:bodyPr wrap="square" lIns="0" rIns="0" tIns="0" bIns="0" anchor="t">
+                        <a:noAutofit/>
+                      </wps:bodyPr>
+                    </wps:wsp>
+                  </a:graphicData>
+                </a:graphic>
+              </wp:anchor>
+            </w:drawing>
+          </mc:Choice>
+          <mc:Fallback>
+            <w:pict>
+              <v:shape id="shape_0" ID="Text Frame 6" stroked="f" o:allowincell="f" style="position:absolute;margin-left:3.2pt;margin-top:-3.75pt;width:144pt;height:55.2pt;mso-wrap-style:square;v-text-anchor:top" type="_x0000_t202">
+                <v:textbox>
+                  <w:txbxContent>
+                    <w:p>
+                      <w:pPr>
+                        <w:spacing w:before="238" w:after="198"/>
+                        <w:rPr/>
+                      </w:pPr>
+                      <w:r>
+                        <w:rPr>
+                          <w:sz w:val="32"/>
+                          <w:i w:val="false"/>
+                          <w:szCs w:val="32"/>
+                          <w:iCs w:val="false"/>
+                          <w:u w:val="single"/>
+                          <w:rFonts w:ascii="Liberation Serif" w:hAnsi="Liberation Serif"/>
+                        </w:rPr>
+                        <w:t>Complete this lesson to earn your Pedro Badge.</w:t>
+                      </w:r>
+                    </w:p>
+                  </w:txbxContent>
+                </v:textbox>
+                <v:fill o:detectmouseclick="t" on="false"/>
+                <v:stroke color="black" joinstyle="round" endcap="flat"/>
+                <w10:wrap type="none"/>
+              </v:shape>
+            </w:pict>
+          </mc:Fallback>
+        </mc:AlternateContent>
+      </w:r>
+    </w:p>
+    <w:p>
+      <w:pPr>
+        <w:pStyle w:val="BodyText"/>
+        <w:bidi w:val="0"/>
+        <w:spacing w:before="200" w:after="120"/>
+        <w:ind w:hanging="0" w:start="0"/>
+        <w:jc w:val="center"/>
+        <w:rPr>
+          <w:b w:val="false"/>
+          <w:bCs w:val="false"/>
+        </w:rPr>
+      </w:pPr>
+      <w:r>
+        <w:rPr>
+          <w:b w:val="false"/>
+          <w:bCs w:val="false"/>
+        </w:rPr>
+      </w:r>
+    </w:p>
+    <w:p>
+      <w:pPr>
+        <w:pStyle w:val="BodyText"/>
+        <w:bidi w:val="0"/>
+        <w:spacing w:before="200" w:after="120"/>
+        <w:ind w:hanging="0" w:start="0"/>
+        <w:jc w:val="center"/>
+        <w:rPr>
+          <w:b w:val="false"/>
+          <w:bCs w:val="false"/>
+        </w:rPr>
+      </w:pPr>
+      <w:r>
+        <w:rPr>
+          <w:b w:val="false"/>
+          <w:bCs w:val="false"/>
+        </w:rPr>
+      </w:r>
+    </w:p>
+    <w:p>
+      <w:pPr>
+        <w:pStyle w:val="BodyText"/>
+        <w:bidi w:val="0"/>
+        <w:spacing w:before="200" w:after="120"/>
+        <w:ind w:hanging="0" w:start="0"/>
+        <w:jc w:val="center"/>
+        <w:rPr>
+          <w:b w:val="false"/>
+          <w:bCs w:val="false"/>
+        </w:rPr>
+      </w:pPr>
+      <w:r>
+        <w:rPr>
+          <w:b w:val="false"/>
+          <w:bCs w:val="false"/>
+        </w:rPr>
+      </w:r>
+    </w:p>
+    <w:p>
+      <w:pPr>
+        <w:pStyle w:val="BodyText"/>
+        <w:bidi w:val="0"/>
+        <w:spacing w:before="200" w:after="120"/>
+        <w:ind w:hanging="0" w:start="0"/>
+        <w:jc w:val="center"/>
+        <w:rPr>
+          <w:b w:val="false"/>
+          <w:bCs w:val="false"/>
+        </w:rPr>
+      </w:pPr>
+      <w:r>
+        <w:rPr>
+          <w:b w:val="false"/>
+          <w:bCs w:val="false"/>
+        </w:rPr>
+      </w:r>
+    </w:p>
+    <w:p>
+      <w:pPr>
+        <w:pStyle w:val="BodyText"/>
+        <w:bidi w:val="0"/>
+        <w:spacing w:before="200" w:after="120"/>
+        <w:ind w:hanging="0" w:start="0"/>
+        <w:jc w:val="center"/>
+        <w:rPr>
+          <w:b w:val="false"/>
+          <w:bCs w:val="false"/>
+        </w:rPr>
+      </w:pPr>
+      <w:r>
+        <w:rPr>
+          <w:b w:val="false"/>
+          <w:bCs w:val="false"/>
+        </w:rPr>
+      </w:r>
+    </w:p>
+    <w:tbl>
+      <w:tblPr>
+        <w:tblW w:w="12040" w:type="dxa"/>
+        <w:jc w:val="start"/>
+        <w:tblInd w:w="-1094" w:type="dxa"/>
+        <w:tblLayout w:type="fixed"/>
+        <w:tblCellMar>
+          <w:top w:w="0" w:type="dxa"/>
+          <w:start w:w="0" w:type="dxa"/>
+          <w:bottom w:w="0" w:type="dxa"/>
+          <w:end w:w="0" w:type="dxa"/>
+        </w:tblCellMar>
+      </w:tblPr>
+      <w:tblGrid>
+        <w:gridCol w:w="12040"/>
+      </w:tblGrid>
+      <w:tr>
+        <w:trPr>
+          <w:trHeight w:val="1480" w:hRule="atLeast"/>
+        </w:trPr>
+        <w:tc>
+          <w:tcPr>
+            <w:tcW w:w="12040" w:type="dxa"/>
+            <w:tcBorders/>
+            <w:shd w:fill="FF8000" w:val="clear"/>
+          </w:tcPr>
+          <w:p>
+            <w:pPr>
+              <w:pStyle w:val="TableContents"/>
+              <w:jc w:val="center"/>
+              <w:rPr>
+                <w:b/>
+                <w:bCs/>
+                <w:sz w:val="40"/>
+                <w:szCs w:val="40"/>
+              </w:rPr>
+            </w:pPr>
+            <w:r>
+              <w:rPr>
+                <w:b/>
+                <w:bCs/>
+                <w:sz w:val="20"/>
+                <w:szCs w:val="20"/>
+              </w:rPr>
+              <w:br/>
+            </w:r>
+            <w:r>
+              <w:rPr>
+                <w:b/>
+                <w:bCs/>
+                <w:sz w:val="40"/>
+                <w:szCs w:val="40"/>
+              </w:rPr>
+              <w:t>YOUR MISSION:</w:t>
+            </w:r>
+            <w:r>
+              <w:rPr>
+                <w:b w:val="false"/>
+                <w:bCs w:val="false"/>
+                <w:sz w:val="40"/>
+                <w:szCs w:val="40"/>
+              </w:rPr>
+              <w:t xml:space="preserve"> </w:t>
+            </w:r>
+            <w:r>
+              <w:rPr>
+                <w:b w:val="false"/>
+                <w:bCs w:val="false"/>
+                <w:sz w:val="40"/>
+                <w:szCs w:val="40"/>
+              </w:rPr>
+              <w:t xml:space="preserve">Discover how </w:t>
+            </w:r>
+            <w:r>
+              <w:rPr>
+                <w:b w:val="false"/>
+                <w:bCs w:val="false"/>
+                <w:sz w:val="40"/>
+                <w:szCs w:val="40"/>
+              </w:rPr>
+              <w:t xml:space="preserve">multiple </w:t>
+            </w:r>
+            <w:r>
+              <w:rPr>
+                <w:b w:val="false"/>
+                <w:bCs w:val="false"/>
+                <w:sz w:val="40"/>
+                <w:szCs w:val="40"/>
+              </w:rPr>
+              <w:t>robots can communicate wirelessly using radio signals</w:t>
+            </w:r>
+          </w:p>
+        </w:tc>
+      </w:tr>
+    </w:tbl>
+    <w:p>
+      <w:pPr>
+        <w:pStyle w:val="Normal"/>
         <w:bidi w:val="0"/>
         <w:spacing w:before="200" w:after="120"/>
         <w:ind w:hanging="0" w:start="0"/>
@@ -458,7 +1509,14 @@
         </w:rPr>
       </w:pPr>
       <w:r>
-        <w:rPr/>
+        <w:rPr>
+          <w:b w:val="false"/>
+          <w:bCs w:val="false"/>
+          <w:i/>
+          <w:iCs/>
+          <w:sz w:val="20"/>
+          <w:szCs w:val="20"/>
+        </w:rPr>
       </w:r>
     </w:p>
     <w:p>
@@ -696,35 +1754,7 @@
           <w:szCs w:val="24"/>
           <w:lang w:val="fr-FR" w:eastAsia="zh-CN" w:bidi="hi-IN"/>
         </w:rPr>
-        <w:t xml:space="preserve">Prerequisites: </w:t>
-      </w:r>
-      <w:r>
-        <w:rPr>
-          <w:rStyle w:val="Strong"/>
-          <w:rFonts w:eastAsia="Noto Serif CJK SC" w:cs="Noto Sans Devanagari"/>
-          <w:b w:val="false"/>
-          <w:bCs w:val="false"/>
-          <w:color w:val="auto"/>
-          <w:kern w:val="2"/>
-          <w:sz w:val="24"/>
-          <w:szCs w:val="24"/>
-          <w:lang w:val="fr-FR" w:eastAsia="zh-CN" w:bidi="hi-IN"/>
-        </w:rPr>
-        <w:t xml:space="preserve">Previous Lesssons 1 to </w:t>
-      </w:r>
-      <w:r>
-        <w:rPr>
-          <w:rStyle w:val="Strong"/>
-          <w:rFonts w:eastAsia="Noto Serif CJK SC" w:cs="Noto Sans Devanagari"/>
-          <w:b w:val="false"/>
-          <w:bCs w:val="false"/>
-          <w:color w:val="auto"/>
-          <w:kern w:val="2"/>
-          <w:sz w:val="24"/>
-          <w:szCs w:val="24"/>
-          <w:lang w:val="fr-FR" w:eastAsia="zh-CN" w:bidi="hi-IN"/>
-        </w:rPr>
-        <w:t>5</w:t>
+        <w:t>Prerequisites: Previous Lessons 1 to 5</w:t>
       </w:r>
     </w:p>
     <w:p>
@@ -2490,7 +3520,7 @@
         <w:rPr/>
         <w:t xml:space="preserve"> the latest version of the </w:t>
       </w:r>
-      <w:hyperlink r:id="rId4">
+      <w:hyperlink r:id="rId15">
         <w:r>
           <w:rPr>
             <w:rStyle w:val="Hyperlink"/>
@@ -2731,7 +3761,7 @@
             <wp:extent cx="1183005" cy="1245870"/>
             <wp:effectExtent l="0" t="0" r="0" b="0"/>
             <wp:wrapSquare wrapText="largest"/>
-            <wp:docPr id="3" name="Image25" descr="" title=""/>
+            <wp:docPr id="20" name="Image25" descr="" title=""/>
             <wp:cNvGraphicFramePr>
               <a:graphicFrameLocks xmlns:a="http://schemas.openxmlformats.org/drawingml/2006/main" noChangeAspect="1"/>
             </wp:cNvGraphicFramePr>
@@ -2739,13 +3769,13 @@
               <a:graphicData uri="http://schemas.openxmlformats.org/drawingml/2006/picture">
                 <pic:pic xmlns:pic="http://schemas.openxmlformats.org/drawingml/2006/picture">
                   <pic:nvPicPr>
-                    <pic:cNvPr id="3" name="Image25" descr="" title=""/>
+                    <pic:cNvPr id="20" name="Image25" descr="" title=""/>
                     <pic:cNvPicPr>
                       <a:picLocks noChangeAspect="1" noChangeArrowheads="1"/>
                     </pic:cNvPicPr>
                   </pic:nvPicPr>
                   <pic:blipFill>
-                    <a:blip r:embed="rId5"/>
+                    <a:blip r:embed="rId16"/>
                     <a:stretch>
                       <a:fillRect/>
                     </a:stretch>
@@ -3108,7 +4138,7 @@
             <wp:extent cx="3040380" cy="2604770"/>
             <wp:effectExtent l="0" t="0" r="0" b="0"/>
             <wp:wrapSquare wrapText="left"/>
-            <wp:docPr id="4" name="Image35 Copy 1" descr="" title=""/>
+            <wp:docPr id="21" name="Image35 Copy 1" descr="" title=""/>
             <wp:cNvGraphicFramePr>
               <a:graphicFrameLocks xmlns:a="http://schemas.openxmlformats.org/drawingml/2006/main" noChangeAspect="1"/>
             </wp:cNvGraphicFramePr>
@@ -3116,13 +4146,13 @@
               <a:graphicData uri="http://schemas.openxmlformats.org/drawingml/2006/picture">
                 <pic:pic xmlns:pic="http://schemas.openxmlformats.org/drawingml/2006/picture">
                   <pic:nvPicPr>
-                    <pic:cNvPr id="4" name="Image35 Copy 1" descr="" title=""/>
+                    <pic:cNvPr id="21" name="Image35 Copy 1" descr="" title=""/>
                     <pic:cNvPicPr>
                       <a:picLocks noChangeAspect="1" noChangeArrowheads="1"/>
                     </pic:cNvPicPr>
                   </pic:nvPicPr>
                   <pic:blipFill>
-                    <a:blip r:embed="rId6"/>
+                    <a:blip r:embed="rId17"/>
                     <a:stretch>
                       <a:fillRect/>
                     </a:stretch>
@@ -3577,7 +4607,7 @@
             <wp:extent cx="4549775" cy="5687060"/>
             <wp:effectExtent l="0" t="0" r="0" b="0"/>
             <wp:wrapSquare wrapText="largest"/>
-            <wp:docPr id="5" name="Image1 Copy 1" descr="" title=""/>
+            <wp:docPr id="22" name="Image1 Copy 1" descr="" title=""/>
             <wp:cNvGraphicFramePr>
               <a:graphicFrameLocks xmlns:a="http://schemas.openxmlformats.org/drawingml/2006/main" noChangeAspect="1"/>
             </wp:cNvGraphicFramePr>
@@ -3585,13 +4615,13 @@
               <a:graphicData uri="http://schemas.openxmlformats.org/drawingml/2006/picture">
                 <pic:pic xmlns:pic="http://schemas.openxmlformats.org/drawingml/2006/picture">
                   <pic:nvPicPr>
-                    <pic:cNvPr id="5" name="Image1 Copy 1" descr="" title=""/>
+                    <pic:cNvPr id="22" name="Image1 Copy 1" descr="" title=""/>
                     <pic:cNvPicPr>
                       <a:picLocks noChangeAspect="1" noChangeArrowheads="1"/>
                     </pic:cNvPicPr>
                   </pic:nvPicPr>
                   <pic:blipFill>
-                    <a:blip r:embed="rId7"/>
+                    <a:blip r:embed="rId18"/>
                     <a:stretch>
                       <a:fillRect/>
                     </a:stretch>
@@ -4141,23 +5171,7 @@
           <w:b/>
           <w:bCs/>
         </w:rPr>
-        <w:t xml:space="preserve">Entering </w:t>
-      </w:r>
-      <w:r>
-        <w:rPr>
-          <w:rStyle w:val="Strong"/>
-          <w:b/>
-          <w:bCs/>
-        </w:rPr>
-        <w:t>Radio</w:t>
-      </w:r>
-      <w:r>
-        <w:rPr>
-          <w:rStyle w:val="Strong"/>
-          <w:b/>
-          <w:bCs/>
-        </w:rPr>
-        <w:t xml:space="preserve"> Mode</w:t>
+        <w:t>Entering Radio Mode</w:t>
       </w:r>
       <w:r>
         <w:rPr/>
@@ -4185,7 +5199,7 @@
           <w:sz w:val="24"/>
           <w:szCs w:val="24"/>
         </w:rPr>
-        <w:t>Radio Mode allows two Pedro robots to communicate using the NRF24L01 module :</w:t>
+        <w:t>Radio Mode allows two Pedro robots to communicate using the NRF24L01 module:</w:t>
       </w:r>
     </w:p>
     <w:p>
@@ -4314,7 +5328,7 @@
             <wp:extent cx="4930140" cy="2195195"/>
             <wp:effectExtent l="0" t="0" r="0" b="0"/>
             <wp:wrapSquare wrapText="largest"/>
-            <wp:docPr id="6" name="Image2 Copy 1" descr="" title=""/>
+            <wp:docPr id="23" name="Image2 Copy 1" descr="" title=""/>
             <wp:cNvGraphicFramePr>
               <a:graphicFrameLocks xmlns:a="http://schemas.openxmlformats.org/drawingml/2006/main" noChangeAspect="1"/>
             </wp:cNvGraphicFramePr>
@@ -4322,13 +5336,13 @@
               <a:graphicData uri="http://schemas.openxmlformats.org/drawingml/2006/picture">
                 <pic:pic xmlns:pic="http://schemas.openxmlformats.org/drawingml/2006/picture">
                   <pic:nvPicPr>
-                    <pic:cNvPr id="6" name="Image2 Copy 1" descr="" title=""/>
+                    <pic:cNvPr id="23" name="Image2 Copy 1" descr="" title=""/>
                     <pic:cNvPicPr>
                       <a:picLocks noChangeAspect="1" noChangeArrowheads="1"/>
                     </pic:cNvPicPr>
                   </pic:nvPicPr>
                   <pic:blipFill>
-                    <a:blip r:embed="rId8"/>
+                    <a:blip r:embed="rId19"/>
                     <a:stretch>
                       <a:fillRect/>
                     </a:stretch>
@@ -4440,15 +5454,7 @@
           <w:b/>
           <w:bCs/>
         </w:rPr>
-        <w:t xml:space="preserve">3.1 </w:t>
-      </w:r>
-      <w:r>
-        <w:rPr>
-          <w:rStyle w:val="Strong"/>
-          <w:b/>
-          <w:bCs/>
-        </w:rPr>
-        <w:t>Setup transmitter and receivers</w:t>
+        <w:t>3.1 Setup transmitter and receivers</w:t>
       </w:r>
     </w:p>
     <w:p>
@@ -5264,29 +6270,7 @@
                 <w:szCs w:val="18"/>
                 <w:lang w:val="fr-FR" w:eastAsia="zh-CN" w:bidi="hi-IN"/>
               </w:rPr>
-              <w:t xml:space="preserve">The </w:t>
-            </w:r>
-            <w:r>
-              <w:rPr>
-                <w:rFonts w:eastAsia="Noto Serif CJK SC" w:cs="Noto Sans Devanagari"/>
-                <w:color w:val="auto"/>
-                <w:kern w:val="2"/>
-                <w:sz w:val="18"/>
-                <w:szCs w:val="18"/>
-                <w:lang w:val="fr-FR" w:eastAsia="zh-CN" w:bidi="hi-IN"/>
-              </w:rPr>
-              <w:t xml:space="preserve">Oled </w:t>
-            </w:r>
-            <w:r>
-              <w:rPr>
-                <w:rFonts w:eastAsia="Noto Serif CJK SC" w:cs="Noto Sans Devanagari"/>
-                <w:color w:val="auto"/>
-                <w:kern w:val="2"/>
-                <w:sz w:val="18"/>
-                <w:szCs w:val="18"/>
-                <w:lang w:val="fr-FR" w:eastAsia="zh-CN" w:bidi="hi-IN"/>
-              </w:rPr>
-              <w:t xml:space="preserve">Pedro transmitter </w:t>
+              <w:t xml:space="preserve">The Oled Pedro transmitter </w:t>
             </w:r>
             <w:r>
               <w:rPr>
@@ -5312,20 +6296,7 @@
                 <w:szCs w:val="18"/>
                 <w:lang w:val="fr-FR" w:eastAsia="zh-CN" w:bidi="hi-IN"/>
               </w:rPr>
-              <w:t>screen displays :</w:t>
-            </w:r>
-            <w:r>
-              <w:rPr>
-                <w:rFonts w:eastAsia="Noto Serif CJK SC" w:cs="Noto Sans Devanagari"/>
-                <w:b w:val="false"/>
-                <w:bCs w:val="false"/>
-                <w:color w:val="auto"/>
-                <w:kern w:val="2"/>
-                <w:sz w:val="18"/>
-                <w:szCs w:val="18"/>
-                <w:lang w:val="fr-FR" w:eastAsia="zh-CN" w:bidi="hi-IN"/>
-              </w:rPr>
-              <w:t xml:space="preserve"> </w:t>
+              <w:t xml:space="preserve">screen displays: </w:t>
               <w:br/>
               <w:t>(</w:t>
             </w:r>
@@ -5338,11 +6309,11 @@
                 <w:szCs w:val="18"/>
                 <w:lang w:val="fr-FR" w:eastAsia="zh-CN" w:bidi="hi-IN"/>
               </w:rPr>
-              <w:t>code key 10 for this exemple)</w:t>
+              <w:t>code key 10 for this example)</w:t>
             </w:r>
             <w:r>
               <w:drawing>
-                <wp:anchor behindDoc="0" distT="0" distB="0" distL="0" distR="0" simplePos="0" locked="0" layoutInCell="1" allowOverlap="1" relativeHeight="8">
+                <wp:anchor behindDoc="0" distT="0" distB="0" distL="0" distR="0" simplePos="0" locked="0" layoutInCell="1" allowOverlap="1" relativeHeight="7">
                   <wp:simplePos x="0" y="0"/>
                   <wp:positionH relativeFrom="column">
                     <wp:posOffset>1102360</wp:posOffset>
@@ -5353,7 +6324,7 @@
                   <wp:extent cx="1113790" cy="1106170"/>
                   <wp:effectExtent l="0" t="0" r="0" b="0"/>
                   <wp:wrapTopAndBottom/>
-                  <wp:docPr id="7" name="Image5" descr="" title=""/>
+                  <wp:docPr id="24" name="Image5" descr="" title=""/>
                   <wp:cNvGraphicFramePr>
                     <a:graphicFrameLocks xmlns:a="http://schemas.openxmlformats.org/drawingml/2006/main" noChangeAspect="1"/>
                   </wp:cNvGraphicFramePr>
@@ -5361,13 +6332,13 @@
                     <a:graphicData uri="http://schemas.openxmlformats.org/drawingml/2006/picture">
                       <pic:pic xmlns:pic="http://schemas.openxmlformats.org/drawingml/2006/picture">
                         <pic:nvPicPr>
-                          <pic:cNvPr id="7" name="Image5" descr="" title=""/>
+                          <pic:cNvPr id="24" name="Image5" descr="" title=""/>
                           <pic:cNvPicPr>
                             <a:picLocks noChangeAspect="1" noChangeArrowheads="1"/>
                           </pic:cNvPicPr>
                         </pic:nvPicPr>
                         <pic:blipFill>
-                          <a:blip r:embed="rId9"/>
+                          <a:blip r:embed="rId20"/>
                           <a:stretch>
                             <a:fillRect/>
                           </a:stretch>
@@ -6113,29 +7084,7 @@
                 <w:szCs w:val="18"/>
                 <w:lang w:val="fr-FR" w:eastAsia="zh-CN" w:bidi="hi-IN"/>
               </w:rPr>
-              <w:t xml:space="preserve">The </w:t>
-            </w:r>
-            <w:r>
-              <w:rPr>
-                <w:rFonts w:eastAsia="Noto Serif CJK SC" w:cs="Noto Sans Devanagari"/>
-                <w:color w:val="auto"/>
-                <w:kern w:val="2"/>
-                <w:sz w:val="18"/>
-                <w:szCs w:val="18"/>
-                <w:lang w:val="fr-FR" w:eastAsia="zh-CN" w:bidi="hi-IN"/>
-              </w:rPr>
-              <w:t xml:space="preserve">Oled </w:t>
-            </w:r>
-            <w:r>
-              <w:rPr>
-                <w:rFonts w:eastAsia="Noto Serif CJK SC" w:cs="Noto Sans Devanagari"/>
-                <w:color w:val="auto"/>
-                <w:kern w:val="2"/>
-                <w:sz w:val="18"/>
-                <w:szCs w:val="18"/>
-                <w:lang w:val="fr-FR" w:eastAsia="zh-CN" w:bidi="hi-IN"/>
-              </w:rPr>
-              <w:t xml:space="preserve">Pedro transmitter </w:t>
+              <w:t xml:space="preserve">The Oled Pedro transmitter </w:t>
             </w:r>
             <w:r>
               <w:rPr>
@@ -6148,20 +7097,7 @@
                 <w:szCs w:val="18"/>
                 <w:lang w:val="fr-FR" w:eastAsia="zh-CN" w:bidi="hi-IN"/>
               </w:rPr>
-              <w:t>RX</w:t>
-            </w:r>
-            <w:r>
-              <w:rPr>
-                <w:rFonts w:eastAsia="Noto Serif CJK SC" w:cs="Noto Sans Devanagari"/>
-                <w:b/>
-                <w:bCs/>
-                <w:color w:val="auto"/>
-                <w:kern w:val="2"/>
-                <w:sz w:val="18"/>
-                <w:szCs w:val="18"/>
-                <w:lang w:val="fr-FR" w:eastAsia="zh-CN" w:bidi="hi-IN"/>
-              </w:rPr>
-              <w:t xml:space="preserve"> </w:t>
+              <w:t xml:space="preserve">RX </w:t>
             </w:r>
             <w:r>
               <w:rPr>
@@ -6174,20 +7110,7 @@
                 <w:szCs w:val="18"/>
                 <w:lang w:val="fr-FR" w:eastAsia="zh-CN" w:bidi="hi-IN"/>
               </w:rPr>
-              <w:t>screen displays :</w:t>
-            </w:r>
-            <w:r>
-              <w:rPr>
-                <w:rFonts w:eastAsia="Noto Serif CJK SC" w:cs="Noto Sans Devanagari"/>
-                <w:b w:val="false"/>
-                <w:bCs w:val="false"/>
-                <w:color w:val="auto"/>
-                <w:kern w:val="2"/>
-                <w:sz w:val="18"/>
-                <w:szCs w:val="18"/>
-                <w:lang w:val="fr-FR" w:eastAsia="zh-CN" w:bidi="hi-IN"/>
-              </w:rPr>
-              <w:t xml:space="preserve"> </w:t>
+              <w:t xml:space="preserve">screen displays: </w:t>
               <w:br/>
               <w:t>(</w:t>
             </w:r>
@@ -6200,7 +7123,7 @@
                 <w:szCs w:val="18"/>
                 <w:lang w:val="fr-FR" w:eastAsia="zh-CN" w:bidi="hi-IN"/>
               </w:rPr>
-              <w:t>code key 10 for this exemple)</w:t>
+              <w:t>code key 10 for this example)</w:t>
             </w:r>
           </w:p>
           <w:p>
@@ -6227,9 +7150,16 @@
               </w:rPr>
             </w:pPr>
             <w:r>
-              <w:rPr/>
+              <w:rPr>
+                <w:rFonts w:eastAsia="Noto Serif CJK SC" w:cs="Noto Sans Devanagari"/>
+                <w:color w:val="auto"/>
+                <w:kern w:val="2"/>
+                <w:sz w:val="18"/>
+                <w:szCs w:val="18"/>
+                <w:lang w:val="fr-FR" w:eastAsia="zh-CN" w:bidi="hi-IN"/>
+              </w:rPr>
               <w:drawing>
-                <wp:anchor behindDoc="0" distT="0" distB="0" distL="0" distR="0" simplePos="0" locked="0" layoutInCell="1" allowOverlap="1" relativeHeight="9">
+                <wp:anchor behindDoc="0" distT="0" distB="0" distL="0" distR="0" simplePos="0" locked="0" layoutInCell="1" allowOverlap="1" relativeHeight="8">
                   <wp:simplePos x="0" y="0"/>
                   <wp:positionH relativeFrom="column">
                     <wp:posOffset>855980</wp:posOffset>
@@ -6240,7 +7170,7 @@
                   <wp:extent cx="1108710" cy="1101725"/>
                   <wp:effectExtent l="0" t="0" r="0" b="0"/>
                   <wp:wrapTopAndBottom/>
-                  <wp:docPr id="8" name="Image6" descr="" title=""/>
+                  <wp:docPr id="25" name="Image6" descr="" title=""/>
                   <wp:cNvGraphicFramePr>
                     <a:graphicFrameLocks xmlns:a="http://schemas.openxmlformats.org/drawingml/2006/main" noChangeAspect="1"/>
                   </wp:cNvGraphicFramePr>
@@ -6248,13 +7178,13 @@
                     <a:graphicData uri="http://schemas.openxmlformats.org/drawingml/2006/picture">
                       <pic:pic xmlns:pic="http://schemas.openxmlformats.org/drawingml/2006/picture">
                         <pic:nvPicPr>
-                          <pic:cNvPr id="8" name="Image6" descr="" title=""/>
+                          <pic:cNvPr id="25" name="Image6" descr="" title=""/>
                           <pic:cNvPicPr>
                             <a:picLocks noChangeAspect="1" noChangeArrowheads="1"/>
                           </pic:cNvPicPr>
                         </pic:nvPicPr>
                         <pic:blipFill>
-                          <a:blip r:embed="rId10"/>
+                          <a:blip r:embed="rId21"/>
                           <a:stretch>
                             <a:fillRect/>
                           </a:stretch>
@@ -6434,7 +7364,7 @@
           <w:szCs w:val="24"/>
         </w:rPr>
         <w:drawing>
-          <wp:anchor behindDoc="0" distT="0" distB="0" distL="0" distR="0" simplePos="0" locked="0" layoutInCell="0" allowOverlap="1" relativeHeight="10">
+          <wp:anchor behindDoc="0" distT="0" distB="0" distL="0" distR="0" simplePos="0" locked="0" layoutInCell="0" allowOverlap="1" relativeHeight="9">
             <wp:simplePos x="0" y="0"/>
             <wp:positionH relativeFrom="column">
               <wp:align>center</wp:align>
@@ -6445,7 +7375,7 @@
             <wp:extent cx="5370830" cy="6712585"/>
             <wp:effectExtent l="0" t="0" r="0" b="0"/>
             <wp:wrapSquare wrapText="largest"/>
-            <wp:docPr id="9" name="Image4" descr="" title=""/>
+            <wp:docPr id="26" name="Image4" descr="" title=""/>
             <wp:cNvGraphicFramePr>
               <a:graphicFrameLocks xmlns:a="http://schemas.openxmlformats.org/drawingml/2006/main" noChangeAspect="1"/>
             </wp:cNvGraphicFramePr>
@@ -6453,13 +7383,13 @@
               <a:graphicData uri="http://schemas.openxmlformats.org/drawingml/2006/picture">
                 <pic:pic xmlns:pic="http://schemas.openxmlformats.org/drawingml/2006/picture">
                   <pic:nvPicPr>
-                    <pic:cNvPr id="9" name="Image4" descr="" title=""/>
+                    <pic:cNvPr id="26" name="Image4" descr="" title=""/>
                     <pic:cNvPicPr>
                       <a:picLocks noChangeAspect="1" noChangeArrowheads="1"/>
                     </pic:cNvPicPr>
                   </pic:nvPicPr>
                   <pic:blipFill>
-                    <a:blip r:embed="rId11"/>
+                    <a:blip r:embed="rId22"/>
                     <a:stretch>
                       <a:fillRect/>
                     </a:stretch>
@@ -7054,15 +7984,7 @@
       </w:pPr>
       <w:r>
         <w:rPr/>
-        <w:t xml:space="preserve">Make </w:t>
-      </w:r>
-      <w:r>
-        <w:rPr/>
-        <w:t>all</w:t>
-      </w:r>
-      <w:r>
-        <w:rPr/>
-        <w:t xml:space="preserve"> robots connect.</w:t>
+        <w:t>Make all robots connect.</w:t>
       </w:r>
     </w:p>
     <w:p>
@@ -7122,7 +8044,7 @@
           <w:b w:val="false"/>
           <w:bCs w:val="false"/>
         </w:rPr>
-        <w:t>on the trasmitter</w:t>
+        <w:t>on the transmitter</w:t>
       </w:r>
     </w:p>
     <w:p>
@@ -7171,15 +8093,7 @@
       </w:r>
       <w:r>
         <w:rPr/>
-        <w:t xml:space="preserve">Do LEDs light up on </w:t>
-      </w:r>
-      <w:r>
-        <w:rPr/>
-        <w:t>all</w:t>
-      </w:r>
-      <w:r>
-        <w:rPr/>
-        <w:t xml:space="preserve"> robots? </w:t>
+        <w:t xml:space="preserve">Do LEDs light up on all robots? </w:t>
       </w:r>
     </w:p>
     <w:p>
@@ -7613,7 +8527,7 @@
           <w:b/>
           <w:bCs/>
         </w:rPr>
-        <w:t>Step 2: Every few meters (5m 10m 20m 50m 100m 150m etc)</w:t>
+        <w:t>Step 2: Every few meters (5m 10m 20m 50m 100m 150m etc.)</w:t>
       </w:r>
     </w:p>
     <w:p>
@@ -9170,9 +10084,9 @@
       </w:r>
     </w:p>
     <w:sectPr>
-      <w:footerReference w:type="even" r:id="rId12"/>
-      <w:footerReference w:type="default" r:id="rId13"/>
-      <w:footerReference w:type="first" r:id="rId14"/>
+      <w:footerReference w:type="even" r:id="rId23"/>
+      <w:footerReference w:type="default" r:id="rId24"/>
+      <w:footerReference w:type="first" r:id="rId25"/>
       <w:type w:val="nextPage"/>
       <w:pgSz w:w="11906" w:h="16838"/>
       <w:pgMar w:left="954" w:right="1031" w:gutter="0" w:header="0" w:top="1134" w:footer="287" w:bottom="1020"/>
@@ -9235,7 +10149,7 @@
         <w:sz w:val="20"/>
         <w:szCs w:val="20"/>
       </w:rPr>
-      <w:t>9</w:t>
+      <w:t>11</w:t>
     </w:r>
     <w:r>
       <w:rPr>
@@ -9357,7 +10271,7 @@
         <w:sz w:val="20"/>
         <w:szCs w:val="20"/>
       </w:rPr>
-      <w:t>9</w:t>
+      <w:t>11</w:t>
     </w:r>
     <w:r>
       <w:rPr>
